--- a/templates/农用.docx
+++ b/templates/农用.docx
@@ -498,7 +498,7 @@
           <w:szCs w:val="28"/>
           <w:lang w:val="en-US" w:eastAsia="zh-CN" w:bidi="ar-SA"/>
         </w:rPr>
-        <w:t>估价对象：{{ owner }}位于{{ address }}的土地。估价对象未取得《不动产权证》，根据《委托评估协议书》复印件记载估价对象基本情况如下：</w:t>
+        <w:t>估价对象</w:t>
       </w:r>
       <w:r>
         <w:rPr>
@@ -508,7 +508,7 @@
           <w:szCs w:val="28"/>
           <w:lang w:val="en-US" w:eastAsia="zh-CN" w:bidi="ar-SA"/>
         </w:rPr>
-        <w:t/>
+        <w:t>：</w:t>
       </w:r>
       <w:bookmarkStart w:id="7" w:name="OLE_LINK1_ai"/>
       <w:r>
@@ -519,7 +519,7 @@
           <w:szCs w:val="28"/>
           <w:lang w:val="en-US" w:eastAsia="zh-CN" w:bidi="ar-SA"/>
         </w:rPr>
-        <w:t/>
+        <w:t>{{ owner }}位于{{ address }}的土地。</w:t>
       </w:r>
       <w:bookmarkEnd w:id="7"/>
       <w:r>
@@ -530,7 +530,7 @@
           <w:szCs w:val="28"/>
           <w:lang w:val="en-US" w:eastAsia="zh-CN" w:bidi="ar-SA"/>
         </w:rPr>
-        <w:t/>
+        <w:t>估价对象未取得《不动产权证》，根据《委托评估协议书》记载估价对象基本情况如下：</w:t>
       </w:r>
     </w:p>
     <w:tbl>
@@ -6113,7 +6113,7 @@
           <w:szCs w:val="28"/>
           <w:lang w:val="en-US" w:eastAsia="zh-CN" w:bidi="ar-SA"/>
         </w:rPr>
-        <w:t>1.估价委托人提供了估价对象的《委托评估协议书》复印件及其有关资料，我们在无理由怀疑其合法性、真实性、准确性和完整性的情况下，假定估价委托人提供的资料合法、真实、准确、完整，因不实造成的影响本公司不承担任何责任。</w:t>
+        <w:t>1.估价委托人提供了估价对象的《委托评估协议书》及其有关资料，我们在无理由怀疑其合法性、真实性、准确性和完整性的情况下，假定估价委托人提供的资料合法、真实、准确、完整，因不实造成的影响本公司不承担任何责任。</w:t>
       </w:r>
     </w:p>
     <w:p>
@@ -6586,7 +6586,7 @@
           <w:szCs w:val="28"/>
           <w:lang w:val="en-US" w:eastAsia="zh-CN" w:bidi="ar-SA"/>
         </w:rPr>
-        <w:t>依据不足假设是指在估价委托人无法提供估价所必需的反映估价对象状况的资料以及注册房地产估价师进行了尽职调查仍然难以取得该资料的情况下，对缺少该资料及对相应的估价对象状况的合理假定。估价对象未取得《不动产权证》，根据《委托评估协议书》复印件设定：{{ owner }}位于{{ address }}的土地，估价对象范围为土地使用权面积50.00亩，设定出租用途为{{ usage }}。若离开上述前提，本次估价结果应做相应调整乃至重新评估。</w:t>
+        <w:t>依据不足假设是指在估价委托人无法提供估价所必需的反映估价对象状况的资料以及注册房地产估价师进行了尽职调查仍然难以取得该资料的情况下，对缺少该资料及对相应的估价对象状况的合理假定。估价对象未取得《不动产权证》，根据《委托评估协议书》设定：{{ owner }}位于{{ address }}的土地，估价对象范围为土地使用权面积50.00亩，设定出租用途为{{ usage }}。若离开上述前提，本次估价结果应做相应调整乃至重新评估。</w:t>
       </w:r>
     </w:p>
     <w:p>
@@ -7378,7 +7378,7 @@
           <w:szCs w:val="28"/>
           <w:lang w:val="en-US" w:eastAsia="zh-CN" w:bidi="ar-SA"/>
         </w:rPr>
-        <w:t>{{ owner }}位于{{ address }}的土地。估价对象未取得《不动产权证》。根据《委托评估协议书》复印件记载估价对象基本情况如下：</w:t>
+        <w:t>{{ owner }}位于{{ address }}的土地。估价对象未取得《不动产权证》。根据《委托评估协议书》记载估价对象基本情况如下：</w:t>
       </w:r>
     </w:p>
     <w:tbl>

--- a/templates/农用.docx
+++ b/templates/农用.docx
@@ -14625,6 +14625,27 @@
           <w:sz w:val="44"/>
           <w:szCs w:val="44"/>
         </w:rPr>
+      </w:r>
+    </w:p>
+    <w:p>
+      <w:pPr>
+        <w:jc w:val="center"/>
+      </w:pPr>
+      <w:r>
+        <w:t>{% if has_attachments %}</w:t>
+      </w:r>
+      <w:r>
+        <w:br w:type="page"/>
+        <w:t>{% for img in attachment_images %}</w:t>
+      </w:r>
+      <w:r>
+        <w:t>{{ img }}</w:t>
+      </w:r>
+      <w:r>
+        <w:t>{% endfor %}</w:t>
+      </w:r>
+      <w:r>
+        <w:t>{% endif %}</w:t>
       </w:r>
     </w:p>
     <w:sectPr>

--- a/templates/农用.docx
+++ b/templates/农用.docx
@@ -170,7 +170,7 @@
           <w:szCs w:val="32"/>
           <w:lang w:val="en-US" w:eastAsia="zh-CN" w:bidi="ar-SA"/>
         </w:rPr>
-        <w:t>估 价 委 托 人：</w:t>
+        <w:t>估 价 委 托 人：{{ owner }}</w:t>
       </w:r>
       <w:r>
         <w:rPr>
@@ -180,7 +180,7 @@
           <w:szCs w:val="32"/>
           <w:lang w:val="en-US" w:eastAsia="zh-CN" w:bidi="ar-SA"/>
         </w:rPr>
-        <w:t>{{ owner }}</w:t>
+        <w:t/>
       </w:r>
     </w:p>
     <w:p>
@@ -344,7 +344,7 @@
           <w:szCs w:val="32"/>
           <w:lang w:val="en-US" w:eastAsia="zh-CN" w:bidi="ar-SA"/>
         </w:rPr>
-        <w:t>估价报告出具日期：</w:t>
+        <w:t>估价报告出具日期：{{ issue_date }}</w:t>
       </w:r>
       <w:r>
         <w:rPr>
@@ -354,7 +354,7 @@
           <w:szCs w:val="32"/>
           <w:lang w:val="en-US" w:eastAsia="zh-CN" w:bidi="ar-SA"/>
         </w:rPr>
-        <w:t>{{ issue_date }}</w:t>
+        <w:t/>
       </w:r>
     </w:p>
     <w:p>
@@ -498,7 +498,7 @@
           <w:szCs w:val="28"/>
           <w:lang w:val="en-US" w:eastAsia="zh-CN" w:bidi="ar-SA"/>
         </w:rPr>
-        <w:t>估价对象</w:t>
+        <w:t>估价对象：{{ owner }}位于{{ address }}的土地。估价对象未取得《不动产权证》，根据《委托评估协议书》记载估价对象基本情况如下：</w:t>
       </w:r>
       <w:r>
         <w:rPr>
@@ -508,7 +508,7 @@
           <w:szCs w:val="28"/>
           <w:lang w:val="en-US" w:eastAsia="zh-CN" w:bidi="ar-SA"/>
         </w:rPr>
-        <w:t>：</w:t>
+        <w:t/>
       </w:r>
       <w:bookmarkStart w:id="7" w:name="OLE_LINK1_ai"/>
       <w:r>
@@ -519,7 +519,7 @@
           <w:szCs w:val="28"/>
           <w:lang w:val="en-US" w:eastAsia="zh-CN" w:bidi="ar-SA"/>
         </w:rPr>
-        <w:t>{{ owner }}位于{{ address }}的土地。</w:t>
+        <w:t/>
       </w:r>
       <w:bookmarkEnd w:id="7"/>
       <w:r>
@@ -530,7 +530,7 @@
           <w:szCs w:val="28"/>
           <w:lang w:val="en-US" w:eastAsia="zh-CN" w:bidi="ar-SA"/>
         </w:rPr>
-        <w:t>估价对象未取得《不动产权证》，根据《委托评估协议书》记载估价对象基本情况如下：</w:t>
+        <w:t/>
       </w:r>
     </w:p>
     <w:tbl>
@@ -856,7 +856,499 @@
                 <w:sz w:val="20"/>
                 <w:lang w:val="en-US" w:eastAsia="zh-CN" w:bidi="ar"/>
               </w:rPr>
-              <w:t>1</w:t>
+              <w:t>{%tr for s in subjects %}</w:t>
+            </w:r>
+          </w:p>
+        </w:tc>
+        <w:tc>
+          <w:tcPr>
+            <w:tcW w:w="1388" w:type="pct"/>
+            <w:tcBorders>
+              <w:top w:val="single" w:color="auto" w:sz="4" w:space="0"/>
+              <w:left w:val="single" w:color="auto" w:sz="4" w:space="0"/>
+              <w:bottom w:val="single" w:color="auto" w:sz="4" w:space="0"/>
+              <w:right w:val="single" w:color="000000" w:sz="4" w:space="0"/>
+            </w:tcBorders>
+            <w:noWrap w:val="0"/>
+            <w:tcMar>
+              <w:left w:w="108" w:type="dxa"/>
+              <w:right w:w="108" w:type="dxa"/>
+            </w:tcMar>
+            <w:vAlign w:val="center"/>
+          </w:tcPr>
+          <w:p>
+            <w:pPr>
+              <w:keepNext w:val="0"/>
+              <w:keepLines w:val="0"/>
+              <w:widowControl/>
+              <w:suppressLineNumbers w:val="0"/>
+              <w:jc w:val="center"/>
+              <w:textAlignment w:val="center"/>
+              <w:rPr>
+                <w:rFonts w:hint="eastAsia" w:ascii="楷体" w:hAnsi="楷体" w:eastAsia="楷体" w:cs="楷体"/>
+                <w:i w:val="0"/>
+                <w:iCs w:val="0"/>
+                <w:color w:val="000000"/>
+                <w:kern w:val="2"/>
+                <w:sz w:val="20"/>
+                <w:szCs w:val="20"/>
+                <w:u w:val="none"/>
+                <w:lang w:val="en-US" w:eastAsia="zh-CN" w:bidi="ar-SA"/>
+              </w:rPr>
+            </w:pPr>
+            <w:r>
+              <w:rPr>
+                <w:rFonts w:hint="eastAsia" w:ascii="楷体" w:hAnsi="楷体" w:eastAsia="楷体" w:cs="楷体"/>
+                <w:color w:val="000000"/>
+                <w:kern w:val="0"/>
+                <w:sz w:val="20"/>
+                <w:lang w:val="en-US" w:eastAsia="zh-CN" w:bidi="ar"/>
+              </w:rPr>
+              <w:t>{{ owner }}</w:t>
+            </w:r>
+          </w:p>
+        </w:tc>
+        <w:tc>
+          <w:tcPr>
+            <w:tcW w:w="1326" w:type="pct"/>
+            <w:tcBorders>
+              <w:top w:val="single" w:color="auto" w:sz="4" w:space="0"/>
+              <w:left w:val="single" w:color="000000" w:sz="4" w:space="0"/>
+              <w:bottom w:val="single" w:color="auto" w:sz="4" w:space="0"/>
+              <w:right w:val="single" w:color="000000" w:sz="4" w:space="0"/>
+            </w:tcBorders>
+            <w:noWrap w:val="0"/>
+            <w:tcMar>
+              <w:left w:w="108" w:type="dxa"/>
+              <w:right w:w="108" w:type="dxa"/>
+            </w:tcMar>
+            <w:vAlign w:val="center"/>
+          </w:tcPr>
+          <w:p>
+            <w:pPr>
+              <w:keepNext w:val="0"/>
+              <w:keepLines w:val="0"/>
+              <w:widowControl/>
+              <w:suppressLineNumbers w:val="0"/>
+              <w:jc w:val="center"/>
+              <w:textAlignment w:val="center"/>
+              <w:rPr>
+                <w:rFonts w:hint="eastAsia" w:ascii="楷体" w:hAnsi="楷体" w:eastAsia="楷体" w:cs="楷体"/>
+                <w:i w:val="0"/>
+                <w:iCs w:val="0"/>
+                <w:color w:val="000000"/>
+                <w:kern w:val="2"/>
+                <w:sz w:val="20"/>
+                <w:szCs w:val="20"/>
+                <w:u w:val="none"/>
+                <w:lang w:val="en-US" w:eastAsia="zh-CN" w:bidi="ar-SA"/>
+              </w:rPr>
+            </w:pPr>
+            <w:r>
+              <w:rPr>
+                <w:rFonts w:hint="eastAsia" w:ascii="楷体" w:hAnsi="楷体" w:eastAsia="楷体" w:cs="楷体"/>
+                <w:color w:val="000000"/>
+                <w:kern w:val="0"/>
+                <w:sz w:val="20"/>
+                <w:lang w:val="en-US" w:eastAsia="zh-CN" w:bidi="ar"/>
+              </w:rPr>
+              <w:t>{{ address }}</w:t>
+            </w:r>
+          </w:p>
+        </w:tc>
+        <w:tc>
+          <w:tcPr>
+            <w:tcW w:w="818" w:type="pct"/>
+            <w:tcBorders>
+              <w:top w:val="single" w:color="auto" w:sz="4" w:space="0"/>
+              <w:left w:val="single" w:color="000000" w:sz="4" w:space="0"/>
+              <w:bottom w:val="single" w:color="auto" w:sz="4" w:space="0"/>
+              <w:right w:val="single" w:color="000000" w:sz="4" w:space="0"/>
+            </w:tcBorders>
+            <w:noWrap w:val="0"/>
+            <w:tcMar>
+              <w:left w:w="108" w:type="dxa"/>
+              <w:right w:w="108" w:type="dxa"/>
+            </w:tcMar>
+            <w:vAlign w:val="center"/>
+          </w:tcPr>
+          <w:p>
+            <w:pPr>
+              <w:keepNext w:val="0"/>
+              <w:keepLines w:val="0"/>
+              <w:widowControl/>
+              <w:suppressLineNumbers w:val="0"/>
+              <w:jc w:val="center"/>
+              <w:textAlignment w:val="center"/>
+              <w:rPr>
+                <w:rFonts w:hint="eastAsia" w:ascii="楷体" w:hAnsi="楷体" w:eastAsia="楷体" w:cs="楷体"/>
+                <w:i w:val="0"/>
+                <w:iCs w:val="0"/>
+                <w:color w:val="000000"/>
+                <w:kern w:val="2"/>
+                <w:sz w:val="20"/>
+                <w:szCs w:val="20"/>
+                <w:u w:val="none"/>
+                <w:lang w:val="en-US" w:eastAsia="zh-CN" w:bidi="ar-SA"/>
+              </w:rPr>
+            </w:pPr>
+            <w:r>
+              <w:rPr>
+                <w:rFonts w:hint="eastAsia" w:ascii="楷体" w:hAnsi="楷体" w:eastAsia="楷体" w:cs="楷体"/>
+                <w:color w:val="000000"/>
+                <w:kern w:val="0"/>
+                <w:sz w:val="20"/>
+                <w:lang w:val="en-US" w:eastAsia="zh-CN" w:bidi="ar"/>
+              </w:rPr>
+              <w:t>{{ usage }}</w:t>
+            </w:r>
+          </w:p>
+        </w:tc>
+        <w:tc>
+          <w:tcPr>
+            <w:tcW w:w="1069" w:type="pct"/>
+            <w:tcBorders>
+              <w:top w:val="single" w:color="auto" w:sz="4" w:space="0"/>
+              <w:left w:val="single" w:color="000000" w:sz="4" w:space="0"/>
+              <w:bottom w:val="single" w:color="auto" w:sz="4" w:space="0"/>
+              <w:right w:val="single" w:color="000000" w:sz="4" w:space="0"/>
+            </w:tcBorders>
+            <w:noWrap w:val="0"/>
+            <w:tcMar>
+              <w:left w:w="108" w:type="dxa"/>
+              <w:right w:w="108" w:type="dxa"/>
+            </w:tcMar>
+            <w:vAlign w:val="center"/>
+          </w:tcPr>
+          <w:p>
+            <w:pPr>
+              <w:keepNext w:val="0"/>
+              <w:keepLines w:val="0"/>
+              <w:widowControl/>
+              <w:suppressLineNumbers w:val="0"/>
+              <w:jc w:val="center"/>
+              <w:textAlignment w:val="center"/>
+              <w:rPr>
+                <w:rFonts w:hint="eastAsia" w:ascii="楷体" w:hAnsi="楷体" w:eastAsia="楷体" w:cs="楷体"/>
+                <w:i w:val="0"/>
+                <w:iCs w:val="0"/>
+                <w:color w:val="000000"/>
+                <w:kern w:val="2"/>
+                <w:sz w:val="20"/>
+                <w:szCs w:val="20"/>
+                <w:u w:val="none"/>
+                <w:lang w:val="en-US" w:eastAsia="zh-CN" w:bidi="ar-SA"/>
+              </w:rPr>
+            </w:pPr>
+            <w:r>
+              <w:rPr>
+                <w:rFonts w:hint="eastAsia" w:ascii="楷体" w:hAnsi="楷体" w:eastAsia="楷体" w:cs="楷体"/>
+                <w:color w:val="000000"/>
+                <w:kern w:val="0"/>
+                <w:sz w:val="20"/>
+                <w:lang w:val="en-US" w:eastAsia="zh-CN" w:bidi="ar"/>
+              </w:rPr>
+              <w:t>50.00</w:t>
+            </w:r>
+          </w:p>
+        </w:tc>
+      </w:tr>
+      <w:tr>
+        <w:trPr>
+          <w:trHeight w:val="285" w:hRule="atLeast"/>
+          <w:jc w:val="center"/>
+        </w:trPr>
+        <w:tc>
+          <w:tcPr>
+            <w:tcW w:w="396" w:type="pct"/>
+            <w:tcBorders>
+              <w:top w:val="single" w:color="000000" w:sz="4" w:space="0"/>
+              <w:left w:val="single" w:color="000000" w:sz="4" w:space="0"/>
+              <w:bottom w:val="single" w:color="000000" w:sz="4" w:space="0"/>
+              <w:right w:val="single" w:color="auto" w:sz="4" w:space="0"/>
+            </w:tcBorders>
+            <w:noWrap w:val="0"/>
+            <w:tcMar>
+              <w:left w:w="108" w:type="dxa"/>
+              <w:right w:w="108" w:type="dxa"/>
+            </w:tcMar>
+            <w:vAlign w:val="center"/>
+          </w:tcPr>
+          <w:p>
+            <w:pPr>
+              <w:keepNext w:val="0"/>
+              <w:keepLines w:val="0"/>
+              <w:widowControl/>
+              <w:suppressLineNumbers w:val="0"/>
+              <w:jc w:val="center"/>
+              <w:textAlignment w:val="center"/>
+              <w:rPr>
+                <w:rFonts w:hint="eastAsia" w:ascii="楷体" w:hAnsi="楷体" w:eastAsia="楷体" w:cs="楷体"/>
+                <w:i w:val="0"/>
+                <w:iCs w:val="0"/>
+                <w:color w:val="000000"/>
+                <w:kern w:val="2"/>
+                <w:sz w:val="20"/>
+                <w:szCs w:val="20"/>
+                <w:u w:val="none"/>
+                <w:lang w:val="en-US" w:eastAsia="zh-CN" w:bidi="ar-SA"/>
+              </w:rPr>
+            </w:pPr>
+            <w:r>
+              <w:rPr>
+                <w:rFonts w:hint="eastAsia" w:ascii="楷体" w:hAnsi="楷体" w:eastAsia="楷体" w:cs="楷体"/>
+                <w:color w:val="000000"/>
+                <w:kern w:val="0"/>
+                <w:sz w:val="20"/>
+                <w:lang w:val="en-US" w:eastAsia="zh-CN" w:bidi="ar"/>
+              </w:rPr>
+              <w:t>{{ s.index }}</w:t>
+            </w:r>
+          </w:p>
+        </w:tc>
+        <w:tc>
+          <w:tcPr>
+            <w:tcW w:w="1388" w:type="pct"/>
+            <w:tcBorders>
+              <w:top w:val="single" w:color="auto" w:sz="4" w:space="0"/>
+              <w:left w:val="single" w:color="auto" w:sz="4" w:space="0"/>
+              <w:bottom w:val="single" w:color="auto" w:sz="4" w:space="0"/>
+              <w:right w:val="single" w:color="000000" w:sz="4" w:space="0"/>
+            </w:tcBorders>
+            <w:noWrap w:val="0"/>
+            <w:tcMar>
+              <w:left w:w="108" w:type="dxa"/>
+              <w:right w:w="108" w:type="dxa"/>
+            </w:tcMar>
+            <w:vAlign w:val="center"/>
+          </w:tcPr>
+          <w:p>
+            <w:pPr>
+              <w:keepNext w:val="0"/>
+              <w:keepLines w:val="0"/>
+              <w:widowControl/>
+              <w:suppressLineNumbers w:val="0"/>
+              <w:jc w:val="center"/>
+              <w:textAlignment w:val="center"/>
+              <w:rPr>
+                <w:rFonts w:hint="eastAsia" w:ascii="楷体" w:hAnsi="楷体" w:eastAsia="楷体" w:cs="楷体"/>
+                <w:i w:val="0"/>
+                <w:iCs w:val="0"/>
+                <w:color w:val="000000"/>
+                <w:kern w:val="2"/>
+                <w:sz w:val="20"/>
+                <w:szCs w:val="20"/>
+                <w:u w:val="none"/>
+                <w:lang w:val="en-US" w:eastAsia="zh-CN" w:bidi="ar-SA"/>
+              </w:rPr>
+            </w:pPr>
+            <w:r>
+              <w:rPr>
+                <w:rFonts w:hint="eastAsia" w:ascii="楷体" w:hAnsi="楷体" w:eastAsia="楷体" w:cs="楷体"/>
+                <w:color w:val="000000"/>
+                <w:kern w:val="0"/>
+                <w:sz w:val="20"/>
+                <w:lang w:val="en-US" w:eastAsia="zh-CN" w:bidi="ar"/>
+              </w:rPr>
+              <w:t>{{ s.owner }}</w:t>
+            </w:r>
+          </w:p>
+        </w:tc>
+        <w:tc>
+          <w:tcPr>
+            <w:tcW w:w="1326" w:type="pct"/>
+            <w:tcBorders>
+              <w:top w:val="single" w:color="auto" w:sz="4" w:space="0"/>
+              <w:left w:val="single" w:color="000000" w:sz="4" w:space="0"/>
+              <w:bottom w:val="single" w:color="auto" w:sz="4" w:space="0"/>
+              <w:right w:val="single" w:color="000000" w:sz="4" w:space="0"/>
+            </w:tcBorders>
+            <w:noWrap w:val="0"/>
+            <w:tcMar>
+              <w:left w:w="108" w:type="dxa"/>
+              <w:right w:w="108" w:type="dxa"/>
+            </w:tcMar>
+            <w:vAlign w:val="center"/>
+          </w:tcPr>
+          <w:p>
+            <w:pPr>
+              <w:keepNext w:val="0"/>
+              <w:keepLines w:val="0"/>
+              <w:widowControl/>
+              <w:suppressLineNumbers w:val="0"/>
+              <w:jc w:val="center"/>
+              <w:textAlignment w:val="center"/>
+              <w:rPr>
+                <w:rFonts w:hint="eastAsia" w:ascii="楷体" w:hAnsi="楷体" w:eastAsia="楷体" w:cs="楷体"/>
+                <w:i w:val="0"/>
+                <w:iCs w:val="0"/>
+                <w:color w:val="000000"/>
+                <w:kern w:val="2"/>
+                <w:sz w:val="20"/>
+                <w:szCs w:val="20"/>
+                <w:u w:val="none"/>
+                <w:lang w:val="en-US" w:eastAsia="zh-CN" w:bidi="ar-SA"/>
+              </w:rPr>
+            </w:pPr>
+            <w:r>
+              <w:rPr>
+                <w:rFonts w:hint="eastAsia" w:ascii="楷体" w:hAnsi="楷体" w:eastAsia="楷体" w:cs="楷体"/>
+                <w:color w:val="000000"/>
+                <w:kern w:val="0"/>
+                <w:sz w:val="20"/>
+                <w:lang w:val="en-US" w:eastAsia="zh-CN" w:bidi="ar"/>
+              </w:rPr>
+              <w:t>{{ s.address }}</w:t>
+            </w:r>
+          </w:p>
+        </w:tc>
+        <w:tc>
+          <w:tcPr>
+            <w:tcW w:w="818" w:type="pct"/>
+            <w:tcBorders>
+              <w:top w:val="single" w:color="auto" w:sz="4" w:space="0"/>
+              <w:left w:val="single" w:color="000000" w:sz="4" w:space="0"/>
+              <w:bottom w:val="single" w:color="auto" w:sz="4" w:space="0"/>
+              <w:right w:val="single" w:color="000000" w:sz="4" w:space="0"/>
+            </w:tcBorders>
+            <w:noWrap w:val="0"/>
+            <w:tcMar>
+              <w:left w:w="108" w:type="dxa"/>
+              <w:right w:w="108" w:type="dxa"/>
+            </w:tcMar>
+            <w:vAlign w:val="center"/>
+          </w:tcPr>
+          <w:p>
+            <w:pPr>
+              <w:keepNext w:val="0"/>
+              <w:keepLines w:val="0"/>
+              <w:widowControl/>
+              <w:suppressLineNumbers w:val="0"/>
+              <w:jc w:val="center"/>
+              <w:textAlignment w:val="center"/>
+              <w:rPr>
+                <w:rFonts w:hint="eastAsia" w:ascii="楷体" w:hAnsi="楷体" w:eastAsia="楷体" w:cs="楷体"/>
+                <w:i w:val="0"/>
+                <w:iCs w:val="0"/>
+                <w:color w:val="000000"/>
+                <w:kern w:val="2"/>
+                <w:sz w:val="20"/>
+                <w:szCs w:val="20"/>
+                <w:u w:val="none"/>
+                <w:lang w:val="en-US" w:eastAsia="zh-CN" w:bidi="ar-SA"/>
+              </w:rPr>
+            </w:pPr>
+            <w:r>
+              <w:rPr>
+                <w:rFonts w:hint="eastAsia" w:ascii="楷体" w:hAnsi="楷体" w:eastAsia="楷体" w:cs="楷体"/>
+                <w:color w:val="000000"/>
+                <w:kern w:val="0"/>
+                <w:sz w:val="20"/>
+                <w:lang w:val="en-US" w:eastAsia="zh-CN" w:bidi="ar"/>
+              </w:rPr>
+              <w:t>{{ s.usage }}</w:t>
+            </w:r>
+          </w:p>
+        </w:tc>
+        <w:tc>
+          <w:tcPr>
+            <w:tcW w:w="1069" w:type="pct"/>
+            <w:tcBorders>
+              <w:top w:val="single" w:color="auto" w:sz="4" w:space="0"/>
+              <w:left w:val="single" w:color="000000" w:sz="4" w:space="0"/>
+              <w:bottom w:val="single" w:color="auto" w:sz="4" w:space="0"/>
+              <w:right w:val="single" w:color="000000" w:sz="4" w:space="0"/>
+            </w:tcBorders>
+            <w:noWrap w:val="0"/>
+            <w:tcMar>
+              <w:left w:w="108" w:type="dxa"/>
+              <w:right w:w="108" w:type="dxa"/>
+            </w:tcMar>
+            <w:vAlign w:val="center"/>
+          </w:tcPr>
+          <w:p>
+            <w:pPr>
+              <w:keepNext w:val="0"/>
+              <w:keepLines w:val="0"/>
+              <w:widowControl/>
+              <w:suppressLineNumbers w:val="0"/>
+              <w:jc w:val="center"/>
+              <w:textAlignment w:val="center"/>
+              <w:rPr>
+                <w:rFonts w:hint="eastAsia" w:ascii="楷体" w:hAnsi="楷体" w:eastAsia="楷体" w:cs="楷体"/>
+                <w:i w:val="0"/>
+                <w:iCs w:val="0"/>
+                <w:color w:val="000000"/>
+                <w:kern w:val="2"/>
+                <w:sz w:val="20"/>
+                <w:szCs w:val="20"/>
+                <w:u w:val="none"/>
+                <w:lang w:val="en-US" w:eastAsia="zh-CN" w:bidi="ar-SA"/>
+              </w:rPr>
+            </w:pPr>
+            <w:r>
+              <w:rPr>
+                <w:rFonts w:hint="eastAsia" w:ascii="楷体" w:hAnsi="楷体" w:eastAsia="楷体" w:cs="楷体"/>
+                <w:color w:val="000000"/>
+                <w:kern w:val="0"/>
+                <w:sz w:val="20"/>
+                <w:lang w:val="en-US" w:eastAsia="zh-CN" w:bidi="ar"/>
+              </w:rPr>
+              <w:t>{{ s.area }}</w:t>
+            </w:r>
+          </w:p>
+        </w:tc>
+      </w:tr>
+      <w:tr>
+        <w:trPr>
+          <w:trHeight w:val="285" w:hRule="atLeast"/>
+          <w:jc w:val="center"/>
+        </w:trPr>
+        <w:tc>
+          <w:tcPr>
+            <w:tcW w:w="396" w:type="pct"/>
+            <w:tcBorders>
+              <w:top w:val="single" w:color="000000" w:sz="4" w:space="0"/>
+              <w:left w:val="single" w:color="000000" w:sz="4" w:space="0"/>
+              <w:bottom w:val="single" w:color="000000" w:sz="4" w:space="0"/>
+              <w:right w:val="single" w:color="auto" w:sz="4" w:space="0"/>
+            </w:tcBorders>
+            <w:noWrap w:val="0"/>
+            <w:tcMar>
+              <w:left w:w="108" w:type="dxa"/>
+              <w:right w:w="108" w:type="dxa"/>
+            </w:tcMar>
+            <w:vAlign w:val="center"/>
+          </w:tcPr>
+          <w:p>
+            <w:pPr>
+              <w:keepNext w:val="0"/>
+              <w:keepLines w:val="0"/>
+              <w:widowControl/>
+              <w:suppressLineNumbers w:val="0"/>
+              <w:jc w:val="center"/>
+              <w:textAlignment w:val="center"/>
+              <w:rPr>
+                <w:rFonts w:hint="eastAsia" w:ascii="楷体" w:hAnsi="楷体" w:eastAsia="楷体" w:cs="楷体"/>
+                <w:i w:val="0"/>
+                <w:iCs w:val="0"/>
+                <w:color w:val="000000"/>
+                <w:kern w:val="2"/>
+                <w:sz w:val="20"/>
+                <w:szCs w:val="20"/>
+                <w:u w:val="none"/>
+                <w:lang w:val="en-US" w:eastAsia="zh-CN" w:bidi="ar-SA"/>
+              </w:rPr>
+            </w:pPr>
+            <w:r>
+              <w:rPr>
+                <w:rFonts w:hint="eastAsia" w:ascii="楷体" w:hAnsi="楷体" w:eastAsia="楷体" w:cs="楷体"/>
+                <w:color w:val="000000"/>
+                <w:kern w:val="0"/>
+                <w:sz w:val="20"/>
+                <w:lang w:val="en-US" w:eastAsia="zh-CN" w:bidi="ar"/>
+              </w:rPr>
+              <w:t>{%tr endfor %}</w:t>
             </w:r>
           </w:p>
         </w:tc>
@@ -1686,7 +2178,7 @@
                 <w:sz w:val="20"/>
                 <w:lang w:val="en-US" w:eastAsia="zh-CN" w:bidi="ar"/>
               </w:rPr>
-              <w:t>1</w:t>
+              <w:t>{%tr for s in subjects %}</w:t>
             </w:r>
           </w:p>
         </w:tc>
@@ -1981,7 +2473,7 @@
       </w:tr>
       <w:tr>
         <w:trPr>
-          <w:trHeight w:val="582" w:hRule="atLeast"/>
+          <w:trHeight w:val="285" w:hRule="atLeast"/>
           <w:jc w:val="center"/>
         </w:trPr>
         <w:tc>
@@ -1992,24 +2484,6 @@
               <w:left w:val="single" w:color="000000" w:sz="4" w:space="0"/>
               <w:bottom w:val="single" w:color="000000" w:sz="4" w:space="0"/>
               <w:right w:val="single" w:color="auto" w:sz="4" w:space="0"/>
-            </w:tcBorders>
-            <w:noWrap w:val="0"/>
-            <w:tcMar>
-              <w:left w:w="108" w:type="dxa"/>
-              <w:right w:w="108" w:type="dxa"/>
-            </w:tcMar>
-            <w:vAlign w:val="center"/>
-          </w:tcPr>
-          <w:p/>
-        </w:tc>
-        <w:tc>
-          <w:tcPr>
-            <w:tcW w:w="1238" w:type="pct"/>
-            <w:tcBorders>
-              <w:top w:val="single" w:color="auto" w:sz="4" w:space="0"/>
-              <w:left w:val="single" w:color="auto" w:sz="4" w:space="0"/>
-              <w:bottom w:val="single" w:color="auto" w:sz="4" w:space="0"/>
-              <w:right w:val="single" w:color="000000" w:sz="4" w:space="0"/>
             </w:tcBorders>
             <w:noWrap w:val="0"/>
             <w:tcMar>
@@ -2046,54 +2520,18 @@
                 <w:sz w:val="20"/>
                 <w:lang w:val="en-US" w:eastAsia="zh-CN" w:bidi="ar"/>
               </w:rPr>
-              <w:t>合计</w:t>
+              <w:t>{{ s.index }}</w:t>
             </w:r>
           </w:p>
         </w:tc>
         <w:tc>
           <w:tcPr>
-            <w:tcW w:w="931" w:type="pct"/>
+            <w:tcW w:w="1238" w:type="pct"/>
             <w:tcBorders>
               <w:top w:val="single" w:color="auto" w:sz="4" w:space="0"/>
-              <w:left w:val="single" w:color="000000" w:sz="4" w:space="0"/>
+              <w:left w:val="single" w:color="auto" w:sz="4" w:space="0"/>
               <w:bottom w:val="single" w:color="auto" w:sz="4" w:space="0"/>
               <w:right w:val="single" w:color="000000" w:sz="4" w:space="0"/>
-            </w:tcBorders>
-            <w:noWrap w:val="0"/>
-            <w:tcMar>
-              <w:left w:w="108" w:type="dxa"/>
-              <w:right w:w="108" w:type="dxa"/>
-            </w:tcMar>
-            <w:vAlign w:val="center"/>
-          </w:tcPr>
-          <w:p/>
-        </w:tc>
-        <w:tc>
-          <w:tcPr>
-            <w:tcW w:w="568" w:type="pct"/>
-            <w:tcBorders>
-              <w:top w:val="single" w:color="auto" w:sz="4" w:space="0"/>
-              <w:left w:val="single" w:color="000000" w:sz="4" w:space="0"/>
-              <w:bottom w:val="single" w:color="auto" w:sz="4" w:space="0"/>
-              <w:right w:val="single" w:color="000000" w:sz="4" w:space="0"/>
-            </w:tcBorders>
-            <w:noWrap w:val="0"/>
-            <w:tcMar>
-              <w:left w:w="108" w:type="dxa"/>
-              <w:right w:w="108" w:type="dxa"/>
-            </w:tcMar>
-            <w:vAlign w:val="center"/>
-          </w:tcPr>
-          <w:p/>
-        </w:tc>
-        <w:tc>
-          <w:tcPr>
-            <w:tcW w:w="699" w:type="pct"/>
-            <w:tcBorders>
-              <w:top w:val="single" w:color="000000" w:sz="4" w:space="0"/>
-              <w:left w:val="single" w:color="auto" w:sz="4" w:space="0"/>
-              <w:bottom w:val="single" w:color="000000" w:sz="4" w:space="0"/>
-              <w:right w:val="single" w:color="auto" w:sz="4" w:space="0"/>
             </w:tcBorders>
             <w:noWrap w:val="0"/>
             <w:tcMar>
@@ -2130,35 +2568,17 @@
                 <w:sz w:val="20"/>
                 <w:lang w:val="en-US" w:eastAsia="zh-CN" w:bidi="ar"/>
               </w:rPr>
-              <w:t>50.00</w:t>
+              <w:t>{{ s.owner }}</w:t>
             </w:r>
           </w:p>
         </w:tc>
         <w:tc>
           <w:tcPr>
-            <w:tcW w:w="714" w:type="pct"/>
+            <w:tcW w:w="931" w:type="pct"/>
             <w:tcBorders>
-              <w:top w:val="single" w:color="000000" w:sz="4" w:space="0"/>
-              <w:left w:val="single" w:color="auto" w:sz="4" w:space="0"/>
-              <w:bottom w:val="single" w:color="000000" w:sz="4" w:space="0"/>
-              <w:right w:val="single" w:color="000000" w:sz="4" w:space="0"/>
-            </w:tcBorders>
-            <w:noWrap w:val="0"/>
-            <w:tcMar>
-              <w:left w:w="108" w:type="dxa"/>
-              <w:right w:w="108" w:type="dxa"/>
-            </w:tcMar>
-            <w:vAlign w:val="center"/>
-          </w:tcPr>
-          <w:p/>
-        </w:tc>
-        <w:tc>
-          <w:tcPr>
-            <w:tcW w:w="664" w:type="pct"/>
-            <w:tcBorders>
-              <w:top w:val="single" w:color="000000" w:sz="4" w:space="0"/>
+              <w:top w:val="single" w:color="auto" w:sz="4" w:space="0"/>
               <w:left w:val="single" w:color="000000" w:sz="4" w:space="0"/>
-              <w:bottom w:val="single" w:color="000000" w:sz="4" w:space="0"/>
+              <w:bottom w:val="single" w:color="auto" w:sz="4" w:space="0"/>
               <w:right w:val="single" w:color="000000" w:sz="4" w:space="0"/>
             </w:tcBorders>
             <w:noWrap w:val="0"/>
@@ -2196,7 +2616,763 @@
                 <w:sz w:val="20"/>
                 <w:lang w:val="en-US" w:eastAsia="zh-CN" w:bidi="ar"/>
               </w:rPr>
+              <w:t>{{ s.address }}</w:t>
+            </w:r>
+          </w:p>
+        </w:tc>
+        <w:tc>
+          <w:tcPr>
+            <w:tcW w:w="568" w:type="pct"/>
+            <w:tcBorders>
+              <w:top w:val="single" w:color="auto" w:sz="4" w:space="0"/>
+              <w:left w:val="single" w:color="000000" w:sz="4" w:space="0"/>
+              <w:bottom w:val="single" w:color="auto" w:sz="4" w:space="0"/>
+              <w:right w:val="single" w:color="000000" w:sz="4" w:space="0"/>
+            </w:tcBorders>
+            <w:noWrap w:val="0"/>
+            <w:tcMar>
+              <w:left w:w="108" w:type="dxa"/>
+              <w:right w:w="108" w:type="dxa"/>
+            </w:tcMar>
+            <w:vAlign w:val="center"/>
+          </w:tcPr>
+          <w:p>
+            <w:pPr>
+              <w:keepNext w:val="0"/>
+              <w:keepLines w:val="0"/>
+              <w:widowControl/>
+              <w:suppressLineNumbers w:val="0"/>
+              <w:jc w:val="center"/>
+              <w:textAlignment w:val="center"/>
+              <w:rPr>
+                <w:rFonts w:hint="eastAsia" w:ascii="楷体" w:hAnsi="楷体" w:eastAsia="楷体" w:cs="楷体"/>
+                <w:i w:val="0"/>
+                <w:iCs w:val="0"/>
+                <w:color w:val="000000"/>
+                <w:kern w:val="2"/>
+                <w:sz w:val="20"/>
+                <w:szCs w:val="20"/>
+                <w:u w:val="none"/>
+                <w:lang w:val="en-US" w:eastAsia="zh-CN" w:bidi="ar-SA"/>
+              </w:rPr>
+            </w:pPr>
+            <w:r>
+              <w:rPr>
+                <w:rFonts w:hint="eastAsia" w:ascii="楷体" w:hAnsi="楷体" w:eastAsia="楷体" w:cs="楷体"/>
+                <w:color w:val="000000"/>
+                <w:kern w:val="0"/>
+                <w:sz w:val="20"/>
+                <w:lang w:val="en-US" w:eastAsia="zh-CN" w:bidi="ar"/>
+              </w:rPr>
+              <w:t>{{ s.usage }}</w:t>
+            </w:r>
+          </w:p>
+        </w:tc>
+        <w:tc>
+          <w:tcPr>
+            <w:tcW w:w="699" w:type="pct"/>
+            <w:tcBorders>
+              <w:top w:val="single" w:color="000000" w:sz="4" w:space="0"/>
+              <w:left w:val="single" w:color="auto" w:sz="4" w:space="0"/>
+              <w:bottom w:val="single" w:color="000000" w:sz="4" w:space="0"/>
+              <w:right w:val="single" w:color="auto" w:sz="4" w:space="0"/>
+            </w:tcBorders>
+            <w:noWrap w:val="0"/>
+            <w:tcMar>
+              <w:left w:w="108" w:type="dxa"/>
+              <w:right w:w="108" w:type="dxa"/>
+            </w:tcMar>
+            <w:vAlign w:val="center"/>
+          </w:tcPr>
+          <w:p>
+            <w:pPr>
+              <w:keepNext w:val="0"/>
+              <w:keepLines w:val="0"/>
+              <w:widowControl/>
+              <w:suppressLineNumbers w:val="0"/>
+              <w:jc w:val="center"/>
+              <w:textAlignment w:val="center"/>
+              <w:rPr>
+                <w:rFonts w:hint="eastAsia" w:ascii="楷体" w:hAnsi="楷体" w:eastAsia="楷体" w:cs="楷体"/>
+                <w:i w:val="0"/>
+                <w:iCs w:val="0"/>
+                <w:color w:val="000000"/>
+                <w:kern w:val="2"/>
+                <w:sz w:val="20"/>
+                <w:szCs w:val="20"/>
+                <w:u w:val="none"/>
+                <w:lang w:val="en-US" w:eastAsia="zh-CN" w:bidi="ar-SA"/>
+              </w:rPr>
+            </w:pPr>
+            <w:r>
+              <w:rPr>
+                <w:rFonts w:hint="eastAsia" w:ascii="楷体" w:hAnsi="楷体" w:eastAsia="楷体" w:cs="楷体"/>
+                <w:color w:val="000000"/>
+                <w:kern w:val="0"/>
+                <w:sz w:val="20"/>
+                <w:lang w:val="en-US" w:eastAsia="zh-CN" w:bidi="ar"/>
+              </w:rPr>
+              <w:t>{{ s.area }}</w:t>
+            </w:r>
+          </w:p>
+        </w:tc>
+        <w:tc>
+          <w:tcPr>
+            <w:tcW w:w="714" w:type="pct"/>
+            <w:tcBorders>
+              <w:top w:val="single" w:color="000000" w:sz="4" w:space="0"/>
+              <w:left w:val="single" w:color="auto" w:sz="4" w:space="0"/>
+              <w:bottom w:val="single" w:color="000000" w:sz="4" w:space="0"/>
+              <w:right w:val="single" w:color="000000" w:sz="4" w:space="0"/>
+            </w:tcBorders>
+            <w:noWrap w:val="0"/>
+            <w:tcMar>
+              <w:left w:w="108" w:type="dxa"/>
+              <w:right w:w="108" w:type="dxa"/>
+            </w:tcMar>
+            <w:vAlign w:val="center"/>
+          </w:tcPr>
+          <w:p>
+            <w:pPr>
+              <w:keepNext w:val="0"/>
+              <w:keepLines w:val="0"/>
+              <w:widowControl/>
+              <w:suppressLineNumbers w:val="0"/>
+              <w:jc w:val="center"/>
+              <w:textAlignment w:val="center"/>
+              <w:rPr>
+                <w:rFonts w:hint="eastAsia" w:ascii="楷体" w:hAnsi="楷体" w:eastAsia="楷体" w:cs="楷体"/>
+                <w:i w:val="0"/>
+                <w:iCs w:val="0"/>
+                <w:color w:val="000000"/>
+                <w:kern w:val="2"/>
+                <w:sz w:val="20"/>
+                <w:szCs w:val="20"/>
+                <w:u w:val="none"/>
+                <w:lang w:val="en-US" w:eastAsia="zh-CN" w:bidi="ar-SA"/>
+              </w:rPr>
+            </w:pPr>
+            <w:r>
+              <w:rPr>
+                <w:rFonts w:hint="eastAsia" w:ascii="楷体" w:hAnsi="楷体" w:eastAsia="楷体" w:cs="楷体"/>
+                <w:color w:val="000000"/>
+                <w:kern w:val="0"/>
+                <w:sz w:val="20"/>
+                <w:lang w:val="en-US" w:eastAsia="zh-CN" w:bidi="ar"/>
+              </w:rPr>
+              <w:t>{{ s.unit_price }}</w:t>
+            </w:r>
+          </w:p>
+        </w:tc>
+        <w:tc>
+          <w:tcPr>
+            <w:tcW w:w="664" w:type="pct"/>
+            <w:tcBorders>
+              <w:top w:val="single" w:color="000000" w:sz="4" w:space="0"/>
+              <w:left w:val="single" w:color="000000" w:sz="4" w:space="0"/>
+              <w:bottom w:val="single" w:color="000000" w:sz="4" w:space="0"/>
+              <w:right w:val="single" w:color="000000" w:sz="4" w:space="0"/>
+            </w:tcBorders>
+            <w:noWrap w:val="0"/>
+            <w:tcMar>
+              <w:left w:w="108" w:type="dxa"/>
+              <w:right w:w="108" w:type="dxa"/>
+            </w:tcMar>
+            <w:vAlign w:val="center"/>
+          </w:tcPr>
+          <w:p>
+            <w:pPr>
+              <w:keepNext w:val="0"/>
+              <w:keepLines w:val="0"/>
+              <w:widowControl/>
+              <w:suppressLineNumbers w:val="0"/>
+              <w:jc w:val="center"/>
+              <w:textAlignment w:val="center"/>
+              <w:rPr>
+                <w:rFonts w:hint="eastAsia" w:ascii="楷体" w:hAnsi="楷体" w:eastAsia="楷体" w:cs="楷体"/>
+                <w:i w:val="0"/>
+                <w:iCs w:val="0"/>
+                <w:color w:val="000000"/>
+                <w:kern w:val="2"/>
+                <w:sz w:val="20"/>
+                <w:szCs w:val="20"/>
+                <w:u w:val="none"/>
+                <w:lang w:val="en-US" w:eastAsia="zh-CN" w:bidi="ar-SA"/>
+              </w:rPr>
+            </w:pPr>
+            <w:r>
+              <w:rPr>
+                <w:rFonts w:hint="eastAsia" w:ascii="楷体" w:hAnsi="楷体" w:eastAsia="楷体" w:cs="楷体"/>
+                <w:color w:val="000000"/>
+                <w:kern w:val="0"/>
+                <w:sz w:val="20"/>
+                <w:lang w:val="en-US" w:eastAsia="zh-CN" w:bidi="ar"/>
+              </w:rPr>
+              <w:t>{{ s.annual_value }}</w:t>
+            </w:r>
+          </w:p>
+        </w:tc>
+      </w:tr>
+      <w:tr>
+        <w:trPr>
+          <w:trHeight w:val="285" w:hRule="atLeast"/>
+          <w:jc w:val="center"/>
+        </w:trPr>
+        <w:tc>
+          <w:tcPr>
+            <w:tcW w:w="183" w:type="pct"/>
+            <w:tcBorders>
+              <w:top w:val="single" w:color="000000" w:sz="4" w:space="0"/>
+              <w:left w:val="single" w:color="000000" w:sz="4" w:space="0"/>
+              <w:bottom w:val="single" w:color="000000" w:sz="4" w:space="0"/>
+              <w:right w:val="single" w:color="auto" w:sz="4" w:space="0"/>
+            </w:tcBorders>
+            <w:noWrap w:val="0"/>
+            <w:tcMar>
+              <w:left w:w="108" w:type="dxa"/>
+              <w:right w:w="108" w:type="dxa"/>
+            </w:tcMar>
+            <w:vAlign w:val="center"/>
+          </w:tcPr>
+          <w:p>
+            <w:pPr>
+              <w:keepNext w:val="0"/>
+              <w:keepLines w:val="0"/>
+              <w:widowControl/>
+              <w:suppressLineNumbers w:val="0"/>
+              <w:jc w:val="center"/>
+              <w:textAlignment w:val="center"/>
+              <w:rPr>
+                <w:rFonts w:hint="eastAsia" w:ascii="楷体" w:hAnsi="楷体" w:eastAsia="楷体" w:cs="楷体"/>
+                <w:i w:val="0"/>
+                <w:iCs w:val="0"/>
+                <w:color w:val="000000"/>
+                <w:kern w:val="2"/>
+                <w:sz w:val="20"/>
+                <w:szCs w:val="20"/>
+                <w:u w:val="none"/>
+                <w:lang w:val="en-US" w:eastAsia="zh-CN" w:bidi="ar-SA"/>
+              </w:rPr>
+            </w:pPr>
+            <w:r>
+              <w:rPr>
+                <w:rFonts w:hint="eastAsia" w:ascii="楷体" w:hAnsi="楷体" w:eastAsia="楷体" w:cs="楷体"/>
+                <w:color w:val="000000"/>
+                <w:kern w:val="0"/>
+                <w:sz w:val="20"/>
+                <w:lang w:val="en-US" w:eastAsia="zh-CN" w:bidi="ar"/>
+              </w:rPr>
+              <w:t>{%tr endfor %}</w:t>
+            </w:r>
+          </w:p>
+        </w:tc>
+        <w:tc>
+          <w:tcPr>
+            <w:tcW w:w="1238" w:type="pct"/>
+            <w:tcBorders>
+              <w:top w:val="single" w:color="auto" w:sz="4" w:space="0"/>
+              <w:left w:val="single" w:color="auto" w:sz="4" w:space="0"/>
+              <w:bottom w:val="single" w:color="auto" w:sz="4" w:space="0"/>
+              <w:right w:val="single" w:color="000000" w:sz="4" w:space="0"/>
+            </w:tcBorders>
+            <w:noWrap w:val="0"/>
+            <w:tcMar>
+              <w:left w:w="108" w:type="dxa"/>
+              <w:right w:w="108" w:type="dxa"/>
+            </w:tcMar>
+            <w:vAlign w:val="center"/>
+          </w:tcPr>
+          <w:p>
+            <w:pPr>
+              <w:keepNext w:val="0"/>
+              <w:keepLines w:val="0"/>
+              <w:widowControl/>
+              <w:suppressLineNumbers w:val="0"/>
+              <w:jc w:val="center"/>
+              <w:textAlignment w:val="center"/>
+              <w:rPr>
+                <w:rFonts w:hint="eastAsia" w:ascii="楷体" w:hAnsi="楷体" w:eastAsia="楷体" w:cs="楷体"/>
+                <w:i w:val="0"/>
+                <w:iCs w:val="0"/>
+                <w:color w:val="000000"/>
+                <w:kern w:val="2"/>
+                <w:sz w:val="20"/>
+                <w:szCs w:val="20"/>
+                <w:u w:val="none"/>
+                <w:lang w:val="en-US" w:eastAsia="zh-CN" w:bidi="ar-SA"/>
+              </w:rPr>
+            </w:pPr>
+            <w:r>
+              <w:rPr>
+                <w:rFonts w:hint="eastAsia" w:ascii="楷体" w:hAnsi="楷体" w:eastAsia="楷体" w:cs="楷体"/>
+                <w:color w:val="000000"/>
+                <w:kern w:val="0"/>
+                <w:sz w:val="20"/>
+                <w:lang w:val="en-US" w:eastAsia="zh-CN" w:bidi="ar"/>
+              </w:rPr>
+              <w:t>{{ owner }}</w:t>
+            </w:r>
+          </w:p>
+        </w:tc>
+        <w:tc>
+          <w:tcPr>
+            <w:tcW w:w="931" w:type="pct"/>
+            <w:tcBorders>
+              <w:top w:val="single" w:color="auto" w:sz="4" w:space="0"/>
+              <w:left w:val="single" w:color="000000" w:sz="4" w:space="0"/>
+              <w:bottom w:val="single" w:color="auto" w:sz="4" w:space="0"/>
+              <w:right w:val="single" w:color="000000" w:sz="4" w:space="0"/>
+            </w:tcBorders>
+            <w:noWrap w:val="0"/>
+            <w:tcMar>
+              <w:left w:w="108" w:type="dxa"/>
+              <w:right w:w="108" w:type="dxa"/>
+            </w:tcMar>
+            <w:vAlign w:val="center"/>
+          </w:tcPr>
+          <w:p>
+            <w:pPr>
+              <w:keepNext w:val="0"/>
+              <w:keepLines w:val="0"/>
+              <w:widowControl/>
+              <w:suppressLineNumbers w:val="0"/>
+              <w:jc w:val="center"/>
+              <w:textAlignment w:val="center"/>
+              <w:rPr>
+                <w:rFonts w:hint="eastAsia" w:ascii="楷体" w:hAnsi="楷体" w:eastAsia="楷体" w:cs="楷体"/>
+                <w:i w:val="0"/>
+                <w:iCs w:val="0"/>
+                <w:color w:val="000000"/>
+                <w:kern w:val="2"/>
+                <w:sz w:val="20"/>
+                <w:szCs w:val="20"/>
+                <w:u w:val="none"/>
+                <w:lang w:val="en-US" w:eastAsia="zh-CN" w:bidi="ar-SA"/>
+              </w:rPr>
+            </w:pPr>
+            <w:r>
+              <w:rPr>
+                <w:rFonts w:hint="eastAsia" w:ascii="楷体" w:hAnsi="楷体" w:eastAsia="楷体" w:cs="楷体"/>
+                <w:color w:val="000000"/>
+                <w:kern w:val="0"/>
+                <w:sz w:val="20"/>
+                <w:lang w:val="en-US" w:eastAsia="zh-CN" w:bidi="ar"/>
+              </w:rPr>
+              <w:t>{{ address }}</w:t>
+            </w:r>
+          </w:p>
+        </w:tc>
+        <w:tc>
+          <w:tcPr>
+            <w:tcW w:w="568" w:type="pct"/>
+            <w:tcBorders>
+              <w:top w:val="single" w:color="auto" w:sz="4" w:space="0"/>
+              <w:left w:val="single" w:color="000000" w:sz="4" w:space="0"/>
+              <w:bottom w:val="single" w:color="auto" w:sz="4" w:space="0"/>
+              <w:right w:val="single" w:color="000000" w:sz="4" w:space="0"/>
+            </w:tcBorders>
+            <w:noWrap w:val="0"/>
+            <w:tcMar>
+              <w:left w:w="108" w:type="dxa"/>
+              <w:right w:w="108" w:type="dxa"/>
+            </w:tcMar>
+            <w:vAlign w:val="center"/>
+          </w:tcPr>
+          <w:p>
+            <w:pPr>
+              <w:keepNext w:val="0"/>
+              <w:keepLines w:val="0"/>
+              <w:widowControl/>
+              <w:suppressLineNumbers w:val="0"/>
+              <w:jc w:val="center"/>
+              <w:textAlignment w:val="center"/>
+              <w:rPr>
+                <w:rFonts w:hint="eastAsia" w:ascii="楷体" w:hAnsi="楷体" w:eastAsia="楷体" w:cs="楷体"/>
+                <w:i w:val="0"/>
+                <w:iCs w:val="0"/>
+                <w:color w:val="000000"/>
+                <w:kern w:val="2"/>
+                <w:sz w:val="20"/>
+                <w:szCs w:val="20"/>
+                <w:u w:val="none"/>
+                <w:lang w:val="en-US" w:eastAsia="zh-CN" w:bidi="ar-SA"/>
+              </w:rPr>
+            </w:pPr>
+            <w:r>
+              <w:rPr>
+                <w:rFonts w:hint="eastAsia" w:ascii="楷体" w:hAnsi="楷体" w:eastAsia="楷体" w:cs="楷体"/>
+                <w:color w:val="000000"/>
+                <w:kern w:val="0"/>
+                <w:sz w:val="20"/>
+                <w:lang w:val="en-US" w:eastAsia="zh-CN" w:bidi="ar"/>
+              </w:rPr>
+              <w:t>{{ usage }}</w:t>
+            </w:r>
+          </w:p>
+        </w:tc>
+        <w:tc>
+          <w:tcPr>
+            <w:tcW w:w="699" w:type="pct"/>
+            <w:tcBorders>
+              <w:top w:val="single" w:color="000000" w:sz="4" w:space="0"/>
+              <w:left w:val="single" w:color="auto" w:sz="4" w:space="0"/>
+              <w:bottom w:val="single" w:color="000000" w:sz="4" w:space="0"/>
+              <w:right w:val="single" w:color="auto" w:sz="4" w:space="0"/>
+            </w:tcBorders>
+            <w:noWrap w:val="0"/>
+            <w:tcMar>
+              <w:left w:w="108" w:type="dxa"/>
+              <w:right w:w="108" w:type="dxa"/>
+            </w:tcMar>
+            <w:vAlign w:val="center"/>
+          </w:tcPr>
+          <w:p>
+            <w:pPr>
+              <w:keepNext w:val="0"/>
+              <w:keepLines w:val="0"/>
+              <w:widowControl/>
+              <w:suppressLineNumbers w:val="0"/>
+              <w:jc w:val="center"/>
+              <w:textAlignment w:val="center"/>
+              <w:rPr>
+                <w:rFonts w:hint="eastAsia" w:ascii="楷体" w:hAnsi="楷体" w:eastAsia="楷体" w:cs="楷体"/>
+                <w:i w:val="0"/>
+                <w:iCs w:val="0"/>
+                <w:color w:val="000000"/>
+                <w:kern w:val="2"/>
+                <w:sz w:val="20"/>
+                <w:szCs w:val="20"/>
+                <w:u w:val="none"/>
+                <w:lang w:val="en-US" w:eastAsia="zh-CN" w:bidi="ar-SA"/>
+              </w:rPr>
+            </w:pPr>
+            <w:r>
+              <w:rPr>
+                <w:rFonts w:hint="eastAsia" w:ascii="楷体" w:hAnsi="楷体" w:eastAsia="楷体" w:cs="楷体"/>
+                <w:color w:val="000000"/>
+                <w:kern w:val="0"/>
+                <w:sz w:val="20"/>
+                <w:lang w:val="en-US" w:eastAsia="zh-CN" w:bidi="ar"/>
+              </w:rPr>
+              <w:t>50.00</w:t>
+            </w:r>
+          </w:p>
+        </w:tc>
+        <w:tc>
+          <w:tcPr>
+            <w:tcW w:w="714" w:type="pct"/>
+            <w:tcBorders>
+              <w:top w:val="single" w:color="000000" w:sz="4" w:space="0"/>
+              <w:left w:val="single" w:color="auto" w:sz="4" w:space="0"/>
+              <w:bottom w:val="single" w:color="000000" w:sz="4" w:space="0"/>
+              <w:right w:val="single" w:color="000000" w:sz="4" w:space="0"/>
+            </w:tcBorders>
+            <w:noWrap w:val="0"/>
+            <w:tcMar>
+              <w:left w:w="108" w:type="dxa"/>
+              <w:right w:w="108" w:type="dxa"/>
+            </w:tcMar>
+            <w:vAlign w:val="center"/>
+          </w:tcPr>
+          <w:p>
+            <w:pPr>
+              <w:keepNext w:val="0"/>
+              <w:keepLines w:val="0"/>
+              <w:widowControl/>
+              <w:suppressLineNumbers w:val="0"/>
+              <w:jc w:val="center"/>
+              <w:textAlignment w:val="center"/>
+              <w:rPr>
+                <w:rFonts w:hint="eastAsia" w:ascii="楷体" w:hAnsi="楷体" w:eastAsia="楷体" w:cs="楷体"/>
+                <w:i w:val="0"/>
+                <w:iCs w:val="0"/>
+                <w:color w:val="000000"/>
+                <w:kern w:val="2"/>
+                <w:sz w:val="20"/>
+                <w:szCs w:val="20"/>
+                <w:u w:val="none"/>
+                <w:lang w:val="en-US" w:eastAsia="zh-CN" w:bidi="ar-SA"/>
+              </w:rPr>
+            </w:pPr>
+            <w:r>
+              <w:rPr>
+                <w:rFonts w:hint="eastAsia" w:ascii="楷体" w:hAnsi="楷体" w:eastAsia="楷体" w:cs="楷体"/>
+                <w:color w:val="000000"/>
+                <w:kern w:val="0"/>
+                <w:sz w:val="20"/>
+                <w:lang w:val="en-US" w:eastAsia="zh-CN" w:bidi="ar"/>
+              </w:rPr>
+              <w:t>1400</w:t>
+            </w:r>
+          </w:p>
+        </w:tc>
+        <w:tc>
+          <w:tcPr>
+            <w:tcW w:w="664" w:type="pct"/>
+            <w:tcBorders>
+              <w:top w:val="single" w:color="000000" w:sz="4" w:space="0"/>
+              <w:left w:val="single" w:color="000000" w:sz="4" w:space="0"/>
+              <w:bottom w:val="single" w:color="000000" w:sz="4" w:space="0"/>
+              <w:right w:val="single" w:color="000000" w:sz="4" w:space="0"/>
+            </w:tcBorders>
+            <w:noWrap w:val="0"/>
+            <w:tcMar>
+              <w:left w:w="108" w:type="dxa"/>
+              <w:right w:w="108" w:type="dxa"/>
+            </w:tcMar>
+            <w:vAlign w:val="center"/>
+          </w:tcPr>
+          <w:p>
+            <w:pPr>
+              <w:keepNext w:val="0"/>
+              <w:keepLines w:val="0"/>
+              <w:widowControl/>
+              <w:suppressLineNumbers w:val="0"/>
+              <w:jc w:val="center"/>
+              <w:textAlignment w:val="center"/>
+              <w:rPr>
+                <w:rFonts w:hint="eastAsia" w:ascii="楷体" w:hAnsi="楷体" w:eastAsia="楷体" w:cs="楷体"/>
+                <w:i w:val="0"/>
+                <w:iCs w:val="0"/>
+                <w:color w:val="000000"/>
+                <w:kern w:val="2"/>
+                <w:sz w:val="20"/>
+                <w:szCs w:val="20"/>
+                <w:u w:val="none"/>
+                <w:lang w:val="en-US" w:eastAsia="zh-CN" w:bidi="ar-SA"/>
+              </w:rPr>
+            </w:pPr>
+            <w:r>
+              <w:rPr>
+                <w:rFonts w:hint="eastAsia" w:ascii="楷体" w:hAnsi="楷体" w:eastAsia="楷体" w:cs="楷体"/>
+                <w:color w:val="000000"/>
+                <w:kern w:val="0"/>
+                <w:sz w:val="20"/>
+                <w:lang w:val="en-US" w:eastAsia="zh-CN" w:bidi="ar"/>
+              </w:rPr>
               <w:t>70000</w:t>
+            </w:r>
+          </w:p>
+        </w:tc>
+      </w:tr>
+      <w:tr>
+        <w:trPr>
+          <w:trHeight w:val="582" w:hRule="atLeast"/>
+          <w:jc w:val="center"/>
+        </w:trPr>
+        <w:tc>
+          <w:tcPr>
+            <w:tcW w:w="183" w:type="pct"/>
+            <w:tcBorders>
+              <w:top w:val="single" w:color="000000" w:sz="4" w:space="0"/>
+              <w:left w:val="single" w:color="000000" w:sz="4" w:space="0"/>
+              <w:bottom w:val="single" w:color="000000" w:sz="4" w:space="0"/>
+              <w:right w:val="single" w:color="auto" w:sz="4" w:space="0"/>
+            </w:tcBorders>
+            <w:noWrap w:val="0"/>
+            <w:tcMar>
+              <w:left w:w="108" w:type="dxa"/>
+              <w:right w:w="108" w:type="dxa"/>
+            </w:tcMar>
+            <w:vAlign w:val="center"/>
+          </w:tcPr>
+          <w:p/>
+        </w:tc>
+        <w:tc>
+          <w:tcPr>
+            <w:tcW w:w="1238" w:type="pct"/>
+            <w:tcBorders>
+              <w:top w:val="single" w:color="auto" w:sz="4" w:space="0"/>
+              <w:left w:val="single" w:color="auto" w:sz="4" w:space="0"/>
+              <w:bottom w:val="single" w:color="auto" w:sz="4" w:space="0"/>
+              <w:right w:val="single" w:color="000000" w:sz="4" w:space="0"/>
+            </w:tcBorders>
+            <w:noWrap w:val="0"/>
+            <w:tcMar>
+              <w:left w:w="108" w:type="dxa"/>
+              <w:right w:w="108" w:type="dxa"/>
+            </w:tcMar>
+            <w:vAlign w:val="center"/>
+          </w:tcPr>
+          <w:p>
+            <w:pPr>
+              <w:keepNext w:val="0"/>
+              <w:keepLines w:val="0"/>
+              <w:widowControl/>
+              <w:suppressLineNumbers w:val="0"/>
+              <w:jc w:val="center"/>
+              <w:textAlignment w:val="center"/>
+              <w:rPr>
+                <w:rFonts w:hint="eastAsia" w:ascii="楷体" w:hAnsi="楷体" w:eastAsia="楷体" w:cs="楷体"/>
+                <w:i w:val="0"/>
+                <w:iCs w:val="0"/>
+                <w:color w:val="000000"/>
+                <w:kern w:val="2"/>
+                <w:sz w:val="20"/>
+                <w:szCs w:val="20"/>
+                <w:u w:val="none"/>
+                <w:lang w:val="en-US" w:eastAsia="zh-CN" w:bidi="ar-SA"/>
+              </w:rPr>
+            </w:pPr>
+            <w:r>
+              <w:rPr>
+                <w:rFonts w:hint="eastAsia" w:ascii="楷体" w:hAnsi="楷体" w:eastAsia="楷体" w:cs="楷体"/>
+                <w:color w:val="000000"/>
+                <w:kern w:val="0"/>
+                <w:sz w:val="20"/>
+                <w:lang w:val="en-US" w:eastAsia="zh-CN" w:bidi="ar"/>
+              </w:rPr>
+              <w:t>合计</w:t>
+            </w:r>
+          </w:p>
+        </w:tc>
+        <w:tc>
+          <w:tcPr>
+            <w:tcW w:w="931" w:type="pct"/>
+            <w:tcBorders>
+              <w:top w:val="single" w:color="auto" w:sz="4" w:space="0"/>
+              <w:left w:val="single" w:color="000000" w:sz="4" w:space="0"/>
+              <w:bottom w:val="single" w:color="auto" w:sz="4" w:space="0"/>
+              <w:right w:val="single" w:color="000000" w:sz="4" w:space="0"/>
+            </w:tcBorders>
+            <w:noWrap w:val="0"/>
+            <w:tcMar>
+              <w:left w:w="108" w:type="dxa"/>
+              <w:right w:w="108" w:type="dxa"/>
+            </w:tcMar>
+            <w:vAlign w:val="center"/>
+          </w:tcPr>
+          <w:p/>
+        </w:tc>
+        <w:tc>
+          <w:tcPr>
+            <w:tcW w:w="568" w:type="pct"/>
+            <w:tcBorders>
+              <w:top w:val="single" w:color="auto" w:sz="4" w:space="0"/>
+              <w:left w:val="single" w:color="000000" w:sz="4" w:space="0"/>
+              <w:bottom w:val="single" w:color="auto" w:sz="4" w:space="0"/>
+              <w:right w:val="single" w:color="000000" w:sz="4" w:space="0"/>
+            </w:tcBorders>
+            <w:noWrap w:val="0"/>
+            <w:tcMar>
+              <w:left w:w="108" w:type="dxa"/>
+              <w:right w:w="108" w:type="dxa"/>
+            </w:tcMar>
+            <w:vAlign w:val="center"/>
+          </w:tcPr>
+          <w:p/>
+        </w:tc>
+        <w:tc>
+          <w:tcPr>
+            <w:tcW w:w="699" w:type="pct"/>
+            <w:tcBorders>
+              <w:top w:val="single" w:color="000000" w:sz="4" w:space="0"/>
+              <w:left w:val="single" w:color="auto" w:sz="4" w:space="0"/>
+              <w:bottom w:val="single" w:color="000000" w:sz="4" w:space="0"/>
+              <w:right w:val="single" w:color="auto" w:sz="4" w:space="0"/>
+            </w:tcBorders>
+            <w:noWrap w:val="0"/>
+            <w:tcMar>
+              <w:left w:w="108" w:type="dxa"/>
+              <w:right w:w="108" w:type="dxa"/>
+            </w:tcMar>
+            <w:vAlign w:val="center"/>
+          </w:tcPr>
+          <w:p>
+            <w:pPr>
+              <w:keepNext w:val="0"/>
+              <w:keepLines w:val="0"/>
+              <w:widowControl/>
+              <w:suppressLineNumbers w:val="0"/>
+              <w:jc w:val="center"/>
+              <w:textAlignment w:val="center"/>
+              <w:rPr>
+                <w:rFonts w:hint="eastAsia" w:ascii="楷体" w:hAnsi="楷体" w:eastAsia="楷体" w:cs="楷体"/>
+                <w:i w:val="0"/>
+                <w:iCs w:val="0"/>
+                <w:color w:val="000000"/>
+                <w:kern w:val="2"/>
+                <w:sz w:val="20"/>
+                <w:szCs w:val="20"/>
+                <w:u w:val="none"/>
+                <w:lang w:val="en-US" w:eastAsia="zh-CN" w:bidi="ar-SA"/>
+              </w:rPr>
+            </w:pPr>
+            <w:r>
+              <w:rPr>
+                <w:rFonts w:hint="eastAsia" w:ascii="楷体" w:hAnsi="楷体" w:eastAsia="楷体" w:cs="楷体"/>
+                <w:color w:val="000000"/>
+                <w:kern w:val="0"/>
+                <w:sz w:val="20"/>
+                <w:lang w:val="en-US" w:eastAsia="zh-CN" w:bidi="ar"/>
+              </w:rPr>
+              <w:t>{{ total_area }}</w:t>
+            </w:r>
+          </w:p>
+        </w:tc>
+        <w:tc>
+          <w:tcPr>
+            <w:tcW w:w="714" w:type="pct"/>
+            <w:tcBorders>
+              <w:top w:val="single" w:color="000000" w:sz="4" w:space="0"/>
+              <w:left w:val="single" w:color="auto" w:sz="4" w:space="0"/>
+              <w:bottom w:val="single" w:color="000000" w:sz="4" w:space="0"/>
+              <w:right w:val="single" w:color="000000" w:sz="4" w:space="0"/>
+            </w:tcBorders>
+            <w:noWrap w:val="0"/>
+            <w:tcMar>
+              <w:left w:w="108" w:type="dxa"/>
+              <w:right w:w="108" w:type="dxa"/>
+            </w:tcMar>
+            <w:vAlign w:val="center"/>
+          </w:tcPr>
+          <w:p/>
+        </w:tc>
+        <w:tc>
+          <w:tcPr>
+            <w:tcW w:w="664" w:type="pct"/>
+            <w:tcBorders>
+              <w:top w:val="single" w:color="000000" w:sz="4" w:space="0"/>
+              <w:left w:val="single" w:color="000000" w:sz="4" w:space="0"/>
+              <w:bottom w:val="single" w:color="000000" w:sz="4" w:space="0"/>
+              <w:right w:val="single" w:color="000000" w:sz="4" w:space="0"/>
+            </w:tcBorders>
+            <w:noWrap w:val="0"/>
+            <w:tcMar>
+              <w:left w:w="108" w:type="dxa"/>
+              <w:right w:w="108" w:type="dxa"/>
+            </w:tcMar>
+            <w:vAlign w:val="center"/>
+          </w:tcPr>
+          <w:p>
+            <w:pPr>
+              <w:keepNext w:val="0"/>
+              <w:keepLines w:val="0"/>
+              <w:widowControl/>
+              <w:suppressLineNumbers w:val="0"/>
+              <w:jc w:val="center"/>
+              <w:textAlignment w:val="center"/>
+              <w:rPr>
+                <w:rFonts w:hint="eastAsia" w:ascii="楷体" w:hAnsi="楷体" w:eastAsia="楷体" w:cs="楷体"/>
+                <w:i w:val="0"/>
+                <w:iCs w:val="0"/>
+                <w:color w:val="000000"/>
+                <w:kern w:val="2"/>
+                <w:sz w:val="20"/>
+                <w:szCs w:val="20"/>
+                <w:u w:val="none"/>
+                <w:lang w:val="en-US" w:eastAsia="zh-CN" w:bidi="ar-SA"/>
+              </w:rPr>
+            </w:pPr>
+            <w:r>
+              <w:rPr>
+                <w:rFonts w:hint="eastAsia" w:ascii="楷体" w:hAnsi="楷体" w:eastAsia="楷体" w:cs="楷体"/>
+                <w:color w:val="000000"/>
+                <w:kern w:val="0"/>
+                <w:sz w:val="20"/>
+                <w:lang w:val="en-US" w:eastAsia="zh-CN" w:bidi="ar"/>
+              </w:rPr>
+              <w:t>{{ total_value }}</w:t>
             </w:r>
           </w:p>
         </w:tc>
@@ -7704,7 +8880,499 @@
                 <w:sz w:val="20"/>
                 <w:lang w:val="en-US" w:eastAsia="zh-CN" w:bidi="ar"/>
               </w:rPr>
-              <w:t>1</w:t>
+              <w:t>{%tr for s in subjects %}</w:t>
+            </w:r>
+          </w:p>
+        </w:tc>
+        <w:tc>
+          <w:tcPr>
+            <w:tcW w:w="1388" w:type="pct"/>
+            <w:tcBorders>
+              <w:top w:val="single" w:color="auto" w:sz="4" w:space="0"/>
+              <w:left w:val="single" w:color="auto" w:sz="4" w:space="0"/>
+              <w:bottom w:val="single" w:color="auto" w:sz="4" w:space="0"/>
+              <w:right w:val="single" w:color="000000" w:sz="4" w:space="0"/>
+            </w:tcBorders>
+            <w:noWrap w:val="0"/>
+            <w:tcMar>
+              <w:left w:w="108" w:type="dxa"/>
+              <w:right w:w="108" w:type="dxa"/>
+            </w:tcMar>
+            <w:vAlign w:val="center"/>
+          </w:tcPr>
+          <w:p>
+            <w:pPr>
+              <w:keepNext w:val="0"/>
+              <w:keepLines w:val="0"/>
+              <w:widowControl/>
+              <w:suppressLineNumbers w:val="0"/>
+              <w:jc w:val="center"/>
+              <w:textAlignment w:val="center"/>
+              <w:rPr>
+                <w:rFonts w:hint="eastAsia" w:ascii="楷体" w:hAnsi="楷体" w:eastAsia="楷体" w:cs="楷体"/>
+                <w:i w:val="0"/>
+                <w:iCs w:val="0"/>
+                <w:color w:val="000000"/>
+                <w:kern w:val="2"/>
+                <w:sz w:val="20"/>
+                <w:szCs w:val="20"/>
+                <w:u w:val="none"/>
+                <w:lang w:val="en-US" w:eastAsia="zh-CN" w:bidi="ar-SA"/>
+              </w:rPr>
+            </w:pPr>
+            <w:r>
+              <w:rPr>
+                <w:rFonts w:hint="eastAsia" w:ascii="楷体" w:hAnsi="楷体" w:eastAsia="楷体" w:cs="楷体"/>
+                <w:color w:val="000000"/>
+                <w:kern w:val="0"/>
+                <w:sz w:val="20"/>
+                <w:lang w:val="en-US" w:eastAsia="zh-CN" w:bidi="ar"/>
+              </w:rPr>
+              <w:t>{{ owner }}</w:t>
+            </w:r>
+          </w:p>
+        </w:tc>
+        <w:tc>
+          <w:tcPr>
+            <w:tcW w:w="1327" w:type="pct"/>
+            <w:tcBorders>
+              <w:top w:val="single" w:color="auto" w:sz="4" w:space="0"/>
+              <w:left w:val="single" w:color="000000" w:sz="4" w:space="0"/>
+              <w:bottom w:val="single" w:color="auto" w:sz="4" w:space="0"/>
+              <w:right w:val="single" w:color="000000" w:sz="4" w:space="0"/>
+            </w:tcBorders>
+            <w:noWrap w:val="0"/>
+            <w:tcMar>
+              <w:left w:w="108" w:type="dxa"/>
+              <w:right w:w="108" w:type="dxa"/>
+            </w:tcMar>
+            <w:vAlign w:val="center"/>
+          </w:tcPr>
+          <w:p>
+            <w:pPr>
+              <w:keepNext w:val="0"/>
+              <w:keepLines w:val="0"/>
+              <w:widowControl/>
+              <w:suppressLineNumbers w:val="0"/>
+              <w:jc w:val="center"/>
+              <w:textAlignment w:val="center"/>
+              <w:rPr>
+                <w:rFonts w:hint="eastAsia" w:ascii="楷体" w:hAnsi="楷体" w:eastAsia="楷体" w:cs="楷体"/>
+                <w:i w:val="0"/>
+                <w:iCs w:val="0"/>
+                <w:color w:val="000000"/>
+                <w:kern w:val="2"/>
+                <w:sz w:val="20"/>
+                <w:szCs w:val="20"/>
+                <w:u w:val="none"/>
+                <w:lang w:val="en-US" w:eastAsia="zh-CN" w:bidi="ar-SA"/>
+              </w:rPr>
+            </w:pPr>
+            <w:r>
+              <w:rPr>
+                <w:rFonts w:hint="eastAsia" w:ascii="楷体" w:hAnsi="楷体" w:eastAsia="楷体" w:cs="楷体"/>
+                <w:color w:val="000000"/>
+                <w:kern w:val="0"/>
+                <w:sz w:val="20"/>
+                <w:lang w:val="en-US" w:eastAsia="zh-CN" w:bidi="ar"/>
+              </w:rPr>
+              <w:t>{{ address }}</w:t>
+            </w:r>
+          </w:p>
+        </w:tc>
+        <w:tc>
+          <w:tcPr>
+            <w:tcW w:w="818" w:type="pct"/>
+            <w:tcBorders>
+              <w:top w:val="single" w:color="auto" w:sz="4" w:space="0"/>
+              <w:left w:val="single" w:color="000000" w:sz="4" w:space="0"/>
+              <w:bottom w:val="single" w:color="auto" w:sz="4" w:space="0"/>
+              <w:right w:val="single" w:color="000000" w:sz="4" w:space="0"/>
+            </w:tcBorders>
+            <w:noWrap w:val="0"/>
+            <w:tcMar>
+              <w:left w:w="108" w:type="dxa"/>
+              <w:right w:w="108" w:type="dxa"/>
+            </w:tcMar>
+            <w:vAlign w:val="center"/>
+          </w:tcPr>
+          <w:p>
+            <w:pPr>
+              <w:keepNext w:val="0"/>
+              <w:keepLines w:val="0"/>
+              <w:widowControl/>
+              <w:suppressLineNumbers w:val="0"/>
+              <w:jc w:val="center"/>
+              <w:textAlignment w:val="center"/>
+              <w:rPr>
+                <w:rFonts w:hint="eastAsia" w:ascii="楷体" w:hAnsi="楷体" w:eastAsia="楷体" w:cs="楷体"/>
+                <w:i w:val="0"/>
+                <w:iCs w:val="0"/>
+                <w:color w:val="000000"/>
+                <w:kern w:val="2"/>
+                <w:sz w:val="20"/>
+                <w:szCs w:val="20"/>
+                <w:u w:val="none"/>
+                <w:lang w:val="en-US" w:eastAsia="zh-CN" w:bidi="ar-SA"/>
+              </w:rPr>
+            </w:pPr>
+            <w:r>
+              <w:rPr>
+                <w:rFonts w:hint="eastAsia" w:ascii="楷体" w:hAnsi="楷体" w:eastAsia="楷体" w:cs="楷体"/>
+                <w:color w:val="000000"/>
+                <w:kern w:val="0"/>
+                <w:sz w:val="20"/>
+                <w:lang w:val="en-US" w:eastAsia="zh-CN" w:bidi="ar"/>
+              </w:rPr>
+              <w:t>{{ usage }}</w:t>
+            </w:r>
+          </w:p>
+        </w:tc>
+        <w:tc>
+          <w:tcPr>
+            <w:tcW w:w="1071" w:type="pct"/>
+            <w:tcBorders>
+              <w:top w:val="single" w:color="auto" w:sz="4" w:space="0"/>
+              <w:left w:val="single" w:color="000000" w:sz="4" w:space="0"/>
+              <w:bottom w:val="single" w:color="auto" w:sz="4" w:space="0"/>
+              <w:right w:val="single" w:color="000000" w:sz="4" w:space="0"/>
+            </w:tcBorders>
+            <w:noWrap w:val="0"/>
+            <w:tcMar>
+              <w:left w:w="108" w:type="dxa"/>
+              <w:right w:w="108" w:type="dxa"/>
+            </w:tcMar>
+            <w:vAlign w:val="center"/>
+          </w:tcPr>
+          <w:p>
+            <w:pPr>
+              <w:keepNext w:val="0"/>
+              <w:keepLines w:val="0"/>
+              <w:widowControl/>
+              <w:suppressLineNumbers w:val="0"/>
+              <w:jc w:val="center"/>
+              <w:textAlignment w:val="center"/>
+              <w:rPr>
+                <w:rFonts w:hint="eastAsia" w:ascii="楷体" w:hAnsi="楷体" w:eastAsia="楷体" w:cs="楷体"/>
+                <w:i w:val="0"/>
+                <w:iCs w:val="0"/>
+                <w:color w:val="000000"/>
+                <w:kern w:val="2"/>
+                <w:sz w:val="20"/>
+                <w:szCs w:val="20"/>
+                <w:u w:val="none"/>
+                <w:lang w:val="en-US" w:eastAsia="zh-CN" w:bidi="ar-SA"/>
+              </w:rPr>
+            </w:pPr>
+            <w:r>
+              <w:rPr>
+                <w:rFonts w:hint="eastAsia" w:ascii="楷体" w:hAnsi="楷体" w:eastAsia="楷体" w:cs="楷体"/>
+                <w:color w:val="000000"/>
+                <w:kern w:val="0"/>
+                <w:sz w:val="20"/>
+                <w:lang w:val="en-US" w:eastAsia="zh-CN" w:bidi="ar"/>
+              </w:rPr>
+              <w:t>50.00</w:t>
+            </w:r>
+          </w:p>
+        </w:tc>
+      </w:tr>
+      <w:tr>
+        <w:trPr>
+          <w:trHeight w:val="285" w:hRule="atLeast"/>
+          <w:jc w:val="center"/>
+        </w:trPr>
+        <w:tc>
+          <w:tcPr>
+            <w:tcW w:w="396" w:type="pct"/>
+            <w:tcBorders>
+              <w:top w:val="single" w:color="000000" w:sz="4" w:space="0"/>
+              <w:left w:val="single" w:color="000000" w:sz="4" w:space="0"/>
+              <w:bottom w:val="single" w:color="000000" w:sz="4" w:space="0"/>
+              <w:right w:val="single" w:color="auto" w:sz="4" w:space="0"/>
+            </w:tcBorders>
+            <w:noWrap w:val="0"/>
+            <w:tcMar>
+              <w:left w:w="108" w:type="dxa"/>
+              <w:right w:w="108" w:type="dxa"/>
+            </w:tcMar>
+            <w:vAlign w:val="center"/>
+          </w:tcPr>
+          <w:p>
+            <w:pPr>
+              <w:keepNext w:val="0"/>
+              <w:keepLines w:val="0"/>
+              <w:widowControl/>
+              <w:suppressLineNumbers w:val="0"/>
+              <w:jc w:val="center"/>
+              <w:textAlignment w:val="center"/>
+              <w:rPr>
+                <w:rFonts w:hint="eastAsia" w:ascii="楷体" w:hAnsi="楷体" w:eastAsia="楷体" w:cs="楷体"/>
+                <w:i w:val="0"/>
+                <w:iCs w:val="0"/>
+                <w:color w:val="000000"/>
+                <w:kern w:val="2"/>
+                <w:sz w:val="20"/>
+                <w:szCs w:val="20"/>
+                <w:u w:val="none"/>
+                <w:lang w:val="en-US" w:eastAsia="zh-CN" w:bidi="ar-SA"/>
+              </w:rPr>
+            </w:pPr>
+            <w:r>
+              <w:rPr>
+                <w:rFonts w:hint="eastAsia" w:ascii="楷体" w:hAnsi="楷体" w:eastAsia="楷体" w:cs="楷体"/>
+                <w:color w:val="000000"/>
+                <w:kern w:val="0"/>
+                <w:sz w:val="20"/>
+                <w:lang w:val="en-US" w:eastAsia="zh-CN" w:bidi="ar"/>
+              </w:rPr>
+              <w:t>{{ s.index }}</w:t>
+            </w:r>
+          </w:p>
+        </w:tc>
+        <w:tc>
+          <w:tcPr>
+            <w:tcW w:w="1388" w:type="pct"/>
+            <w:tcBorders>
+              <w:top w:val="single" w:color="auto" w:sz="4" w:space="0"/>
+              <w:left w:val="single" w:color="auto" w:sz="4" w:space="0"/>
+              <w:bottom w:val="single" w:color="auto" w:sz="4" w:space="0"/>
+              <w:right w:val="single" w:color="000000" w:sz="4" w:space="0"/>
+            </w:tcBorders>
+            <w:noWrap w:val="0"/>
+            <w:tcMar>
+              <w:left w:w="108" w:type="dxa"/>
+              <w:right w:w="108" w:type="dxa"/>
+            </w:tcMar>
+            <w:vAlign w:val="center"/>
+          </w:tcPr>
+          <w:p>
+            <w:pPr>
+              <w:keepNext w:val="0"/>
+              <w:keepLines w:val="0"/>
+              <w:widowControl/>
+              <w:suppressLineNumbers w:val="0"/>
+              <w:jc w:val="center"/>
+              <w:textAlignment w:val="center"/>
+              <w:rPr>
+                <w:rFonts w:hint="eastAsia" w:ascii="楷体" w:hAnsi="楷体" w:eastAsia="楷体" w:cs="楷体"/>
+                <w:i w:val="0"/>
+                <w:iCs w:val="0"/>
+                <w:color w:val="000000"/>
+                <w:kern w:val="2"/>
+                <w:sz w:val="20"/>
+                <w:szCs w:val="20"/>
+                <w:u w:val="none"/>
+                <w:lang w:val="en-US" w:eastAsia="zh-CN" w:bidi="ar-SA"/>
+              </w:rPr>
+            </w:pPr>
+            <w:r>
+              <w:rPr>
+                <w:rFonts w:hint="eastAsia" w:ascii="楷体" w:hAnsi="楷体" w:eastAsia="楷体" w:cs="楷体"/>
+                <w:color w:val="000000"/>
+                <w:kern w:val="0"/>
+                <w:sz w:val="20"/>
+                <w:lang w:val="en-US" w:eastAsia="zh-CN" w:bidi="ar"/>
+              </w:rPr>
+              <w:t>{{ s.owner }}</w:t>
+            </w:r>
+          </w:p>
+        </w:tc>
+        <w:tc>
+          <w:tcPr>
+            <w:tcW w:w="1327" w:type="pct"/>
+            <w:tcBorders>
+              <w:top w:val="single" w:color="auto" w:sz="4" w:space="0"/>
+              <w:left w:val="single" w:color="000000" w:sz="4" w:space="0"/>
+              <w:bottom w:val="single" w:color="auto" w:sz="4" w:space="0"/>
+              <w:right w:val="single" w:color="000000" w:sz="4" w:space="0"/>
+            </w:tcBorders>
+            <w:noWrap w:val="0"/>
+            <w:tcMar>
+              <w:left w:w="108" w:type="dxa"/>
+              <w:right w:w="108" w:type="dxa"/>
+            </w:tcMar>
+            <w:vAlign w:val="center"/>
+          </w:tcPr>
+          <w:p>
+            <w:pPr>
+              <w:keepNext w:val="0"/>
+              <w:keepLines w:val="0"/>
+              <w:widowControl/>
+              <w:suppressLineNumbers w:val="0"/>
+              <w:jc w:val="center"/>
+              <w:textAlignment w:val="center"/>
+              <w:rPr>
+                <w:rFonts w:hint="eastAsia" w:ascii="楷体" w:hAnsi="楷体" w:eastAsia="楷体" w:cs="楷体"/>
+                <w:i w:val="0"/>
+                <w:iCs w:val="0"/>
+                <w:color w:val="000000"/>
+                <w:kern w:val="2"/>
+                <w:sz w:val="20"/>
+                <w:szCs w:val="20"/>
+                <w:u w:val="none"/>
+                <w:lang w:val="en-US" w:eastAsia="zh-CN" w:bidi="ar-SA"/>
+              </w:rPr>
+            </w:pPr>
+            <w:r>
+              <w:rPr>
+                <w:rFonts w:hint="eastAsia" w:ascii="楷体" w:hAnsi="楷体" w:eastAsia="楷体" w:cs="楷体"/>
+                <w:color w:val="000000"/>
+                <w:kern w:val="0"/>
+                <w:sz w:val="20"/>
+                <w:lang w:val="en-US" w:eastAsia="zh-CN" w:bidi="ar"/>
+              </w:rPr>
+              <w:t>{{ s.address }}</w:t>
+            </w:r>
+          </w:p>
+        </w:tc>
+        <w:tc>
+          <w:tcPr>
+            <w:tcW w:w="818" w:type="pct"/>
+            <w:tcBorders>
+              <w:top w:val="single" w:color="auto" w:sz="4" w:space="0"/>
+              <w:left w:val="single" w:color="000000" w:sz="4" w:space="0"/>
+              <w:bottom w:val="single" w:color="auto" w:sz="4" w:space="0"/>
+              <w:right w:val="single" w:color="000000" w:sz="4" w:space="0"/>
+            </w:tcBorders>
+            <w:noWrap w:val="0"/>
+            <w:tcMar>
+              <w:left w:w="108" w:type="dxa"/>
+              <w:right w:w="108" w:type="dxa"/>
+            </w:tcMar>
+            <w:vAlign w:val="center"/>
+          </w:tcPr>
+          <w:p>
+            <w:pPr>
+              <w:keepNext w:val="0"/>
+              <w:keepLines w:val="0"/>
+              <w:widowControl/>
+              <w:suppressLineNumbers w:val="0"/>
+              <w:jc w:val="center"/>
+              <w:textAlignment w:val="center"/>
+              <w:rPr>
+                <w:rFonts w:hint="eastAsia" w:ascii="楷体" w:hAnsi="楷体" w:eastAsia="楷体" w:cs="楷体"/>
+                <w:i w:val="0"/>
+                <w:iCs w:val="0"/>
+                <w:color w:val="000000"/>
+                <w:kern w:val="2"/>
+                <w:sz w:val="20"/>
+                <w:szCs w:val="20"/>
+                <w:u w:val="none"/>
+                <w:lang w:val="en-US" w:eastAsia="zh-CN" w:bidi="ar-SA"/>
+              </w:rPr>
+            </w:pPr>
+            <w:r>
+              <w:rPr>
+                <w:rFonts w:hint="eastAsia" w:ascii="楷体" w:hAnsi="楷体" w:eastAsia="楷体" w:cs="楷体"/>
+                <w:color w:val="000000"/>
+                <w:kern w:val="0"/>
+                <w:sz w:val="20"/>
+                <w:lang w:val="en-US" w:eastAsia="zh-CN" w:bidi="ar"/>
+              </w:rPr>
+              <w:t>{{ s.usage }}</w:t>
+            </w:r>
+          </w:p>
+        </w:tc>
+        <w:tc>
+          <w:tcPr>
+            <w:tcW w:w="1071" w:type="pct"/>
+            <w:tcBorders>
+              <w:top w:val="single" w:color="auto" w:sz="4" w:space="0"/>
+              <w:left w:val="single" w:color="000000" w:sz="4" w:space="0"/>
+              <w:bottom w:val="single" w:color="auto" w:sz="4" w:space="0"/>
+              <w:right w:val="single" w:color="000000" w:sz="4" w:space="0"/>
+            </w:tcBorders>
+            <w:noWrap w:val="0"/>
+            <w:tcMar>
+              <w:left w:w="108" w:type="dxa"/>
+              <w:right w:w="108" w:type="dxa"/>
+            </w:tcMar>
+            <w:vAlign w:val="center"/>
+          </w:tcPr>
+          <w:p>
+            <w:pPr>
+              <w:keepNext w:val="0"/>
+              <w:keepLines w:val="0"/>
+              <w:widowControl/>
+              <w:suppressLineNumbers w:val="0"/>
+              <w:jc w:val="center"/>
+              <w:textAlignment w:val="center"/>
+              <w:rPr>
+                <w:rFonts w:hint="eastAsia" w:ascii="楷体" w:hAnsi="楷体" w:eastAsia="楷体" w:cs="楷体"/>
+                <w:i w:val="0"/>
+                <w:iCs w:val="0"/>
+                <w:color w:val="000000"/>
+                <w:kern w:val="2"/>
+                <w:sz w:val="20"/>
+                <w:szCs w:val="20"/>
+                <w:u w:val="none"/>
+                <w:lang w:val="en-US" w:eastAsia="zh-CN" w:bidi="ar-SA"/>
+              </w:rPr>
+            </w:pPr>
+            <w:r>
+              <w:rPr>
+                <w:rFonts w:hint="eastAsia" w:ascii="楷体" w:hAnsi="楷体" w:eastAsia="楷体" w:cs="楷体"/>
+                <w:color w:val="000000"/>
+                <w:kern w:val="0"/>
+                <w:sz w:val="20"/>
+                <w:lang w:val="en-US" w:eastAsia="zh-CN" w:bidi="ar"/>
+              </w:rPr>
+              <w:t>{{ s.area }}</w:t>
+            </w:r>
+          </w:p>
+        </w:tc>
+      </w:tr>
+      <w:tr>
+        <w:trPr>
+          <w:trHeight w:val="285" w:hRule="atLeast"/>
+          <w:jc w:val="center"/>
+        </w:trPr>
+        <w:tc>
+          <w:tcPr>
+            <w:tcW w:w="396" w:type="pct"/>
+            <w:tcBorders>
+              <w:top w:val="single" w:color="000000" w:sz="4" w:space="0"/>
+              <w:left w:val="single" w:color="000000" w:sz="4" w:space="0"/>
+              <w:bottom w:val="single" w:color="000000" w:sz="4" w:space="0"/>
+              <w:right w:val="single" w:color="auto" w:sz="4" w:space="0"/>
+            </w:tcBorders>
+            <w:noWrap w:val="0"/>
+            <w:tcMar>
+              <w:left w:w="108" w:type="dxa"/>
+              <w:right w:w="108" w:type="dxa"/>
+            </w:tcMar>
+            <w:vAlign w:val="center"/>
+          </w:tcPr>
+          <w:p>
+            <w:pPr>
+              <w:keepNext w:val="0"/>
+              <w:keepLines w:val="0"/>
+              <w:widowControl/>
+              <w:suppressLineNumbers w:val="0"/>
+              <w:jc w:val="center"/>
+              <w:textAlignment w:val="center"/>
+              <w:rPr>
+                <w:rFonts w:hint="eastAsia" w:ascii="楷体" w:hAnsi="楷体" w:eastAsia="楷体" w:cs="楷体"/>
+                <w:i w:val="0"/>
+                <w:iCs w:val="0"/>
+                <w:color w:val="000000"/>
+                <w:kern w:val="2"/>
+                <w:sz w:val="20"/>
+                <w:szCs w:val="20"/>
+                <w:u w:val="none"/>
+                <w:lang w:val="en-US" w:eastAsia="zh-CN" w:bidi="ar-SA"/>
+              </w:rPr>
+            </w:pPr>
+            <w:r>
+              <w:rPr>
+                <w:rFonts w:hint="eastAsia" w:ascii="楷体" w:hAnsi="楷体" w:eastAsia="楷体" w:cs="楷体"/>
+                <w:color w:val="000000"/>
+                <w:kern w:val="0"/>
+                <w:sz w:val="20"/>
+                <w:lang w:val="en-US" w:eastAsia="zh-CN" w:bidi="ar"/>
+              </w:rPr>
+              <w:t>{%tr endfor %}</w:t>
             </w:r>
           </w:p>
         </w:tc>

--- a/templates/农用.docx
+++ b/templates/农用.docx
@@ -1688,7 +1688,7 @@
           <w:szCs w:val="28"/>
           <w:lang w:val="en-US" w:eastAsia="zh-CN" w:bidi="ar-SA"/>
         </w:rPr>
-        <w:t>估价结果</w:t>
+        <w:t>估价结果：我公司根据估价目的，遵循估价原则，采用上述方法，在认真分析估价委托人提供的资料以及估价人员实地查勘和市场调查取得的资料基础上，对影响房地产价值的因素进行了分析，经过测算，结合估价经验，于价值时点在满足所有估价假设和限制条件下，确定估价对象的年租赁价值为{{ total_value }}元，大写：人民币{{ total_value_capital }}，详见下表。</w:t>
       </w:r>
       <w:r>
         <w:rPr>
@@ -1698,7 +1698,7 @@
           <w:szCs w:val="28"/>
           <w:lang w:val="en-US" w:eastAsia="zh-CN" w:bidi="ar-SA"/>
         </w:rPr>
-        <w:t>：我公司根据估价目的，遵循估价原则，采用上述方法，在认真分析估价委托人提供的资料以及估价人员实地查勘和市场调查取得的资料基础上，对影响房地产价值的因素进行了分析，经过测算，结合估价经验，于价值时点在满足所有估价假设和限制条件下，</w:t>
+        <w:t/>
       </w:r>
       <w:r>
         <w:rPr>
@@ -1709,7 +1709,7 @@
           <w:szCs w:val="28"/>
           <w:lang w:val="en-US" w:eastAsia="zh-CN" w:bidi="ar-SA"/>
         </w:rPr>
-        <w:t>确定估价对象的年租赁价值为70000元，大写：人民币柒万元整，详见下表。</w:t>
+        <w:t/>
       </w:r>
     </w:p>
     <w:p>
@@ -7762,7 +7762,7 @@
           <w:szCs w:val="28"/>
           <w:lang w:val="en-US" w:eastAsia="zh-CN" w:bidi="ar-SA"/>
         </w:rPr>
-        <w:t>依据不足假设是指在估价委托人无法提供估价所必需的反映估价对象状况的资料以及注册房地产估价师进行了尽职调查仍然难以取得该资料的情况下，对缺少该资料及对相应的估价对象状况的合理假定。估价对象未取得《不动产权证》，根据《委托评估协议书》设定：{{ owner }}位于{{ address }}的土地，估价对象范围为土地使用权面积50.00亩，设定出租用途为{{ usage }}。若离开上述前提，本次估价结果应做相应调整乃至重新评估。</w:t>
+        <w:t>依据不足假设是指在估价委托人无法提供估价所必需的反映估价对象状况的资料以及注册房地产估价师进行了尽职调查仍然难以取得该资料的情况下，对缺少该资料及对相应的估价对象状况的合理假定。估价对象未取得《不动产权证》，根据《委托评估协议书》设定：{{ owner }}位于{{ address }}的土地，估价对象范围为{{ scale }}，设定出租用途为{{ usage }}。若离开上述前提，本次估价结果应做相应调整乃至重新评估。</w:t>
       </w:r>
     </w:p>
     <w:p>
@@ -12591,7 +12591,7 @@
                 <w:sz w:val="20"/>
                 <w:lang w:val="en-US" w:eastAsia="zh-CN" w:bidi="ar"/>
               </w:rPr>
-              <w:t>土地使用权面积50.00亩</w:t>
+              <w:t>{{ scale }}</w:t>
             </w:r>
           </w:p>
         </w:tc>
@@ -14200,7 +14200,7 @@
           <w:szCs w:val="28"/>
           <w:lang w:val="en-US" w:eastAsia="zh-CN" w:bidi="ar-SA"/>
         </w:rPr>
-        <w:t>我公司根据估价目的，遵循估价原则，采用上述方法，在认真分析估价委托人提供的资料以及估价人员实地查勘和市场调查取得的资料基础上，对影响房地产价值的因素进行了分析，经过测算，结合估价经验，于价值时点2026年4月20日在满足所有估价假设和限制条件下，</w:t>
+        <w:t>我公司根据估价目的，遵循估价原则，采用上述方法，在认真分析估价委托人提供的资料以及估价人员实地查勘和市场调查取得的资料基础上，对影响房地产价值的因素进行了分析，经过测算，结合估价经验，于价值时点{{ value_date_cn }}在满足所有估价假设和限制条件下，确定估价对象的年租赁价值为{{ total_value }}元，大写：人民币{{ total_value_capital }}。</w:t>
       </w:r>
       <w:r>
         <w:rPr>
@@ -14211,7 +14211,7 @@
           <w:szCs w:val="28"/>
           <w:lang w:val="en-US" w:eastAsia="zh-CN" w:bidi="ar-SA"/>
         </w:rPr>
-        <w:t>确定估价对象的年租赁价值为70000元，大写：人民币柒万元整。</w:t>
+        <w:t/>
       </w:r>
     </w:p>
     <w:p>

--- a/templates/农用.docx
+++ b/templates/农用.docx
@@ -11216,7 +11216,7 @@
                 <w:sz w:val="20"/>
                 <w:lang w:val="en-US" w:eastAsia="zh-CN" w:bidi="ar"/>
               </w:rPr>
-              <w:t>出租面积为50.00亩。</w:t>
+              <w:t>出租面积为{{ total_area }}亩。</w:t>
             </w:r>
           </w:p>
         </w:tc>

--- a/templates/农用.docx
+++ b/templates/农用.docx
@@ -344,7 +344,7 @@
           <w:szCs w:val="32"/>
           <w:lang w:val="en-US" w:eastAsia="zh-CN" w:bidi="ar-SA"/>
         </w:rPr>
-        <w:t>估价报告出具日期：{{ issue_date }}</w:t>
+        <w:t>估价报告出具日期：{{ issue_date_cn }}</w:t>
       </w:r>
       <w:r>
         <w:rPr>
@@ -3423,7 +3423,7 @@
           <w:szCs w:val="28"/>
           <w:lang w:val="en-US" w:eastAsia="zh-CN" w:bidi="ar-SA"/>
         </w:rPr>
-        <w:t>（1）本估价结果使用有效期限为从本报告出具之日起一年（{{ issue_date }}至2027年4月26日止），若未满足上述条件，需重新估价。</w:t>
+        <w:t>（1）本估价结果使用有效期限为从本报告出具之日起一年（{{ issue_date_cn }}至{{ validity_end_cn }}止），若未满足上述条件，需重新估价。</w:t>
       </w:r>
     </w:p>
     <w:p>
@@ -3594,7 +3594,7 @@
           <w:szCs w:val="28"/>
           <w:lang w:val="en-US" w:eastAsia="zh-CN" w:bidi="ar-SA"/>
         </w:rPr>
-        <w:t>{{ issue_date }}</w:t>
+        <w:t>{{ issue_date_cn }}</w:t>
       </w:r>
     </w:p>
     <w:p>
@@ -14929,7 +14929,7 @@
           <w:szCs w:val="28"/>
           <w:lang w:val="en-US" w:eastAsia="zh-CN" w:bidi="ar-SA"/>
         </w:rPr>
-        <w:t>2026年4月20日至{{ issue_date }}。</w:t>
+        <w:t>{{ work_period }}。</w:t>
       </w:r>
     </w:p>
     <w:p>
